--- a/Etapa Construcción - Iteración 2/Diseño - Especificación de CUs ／ Casos de prueba/Especificacion CU13 Asignar Dependencia- Kairos - NexTech.docx
+++ b/Etapa Construcción - Iteración 2/Diseño - Especificación de CUs ／ Casos de prueba/Especificacion CU13 Asignar Dependencia- Kairos - NexTech.docx
@@ -331,16 +331,16 @@
                 <wp:extent cx="7990840" cy="861695"/>
                 <wp:effectExtent b="0" l="0" r="0" t="0"/>
                 <wp:wrapNone/>
-                <wp:docPr id="97" name="image12.png"/>
+                <wp:docPr id="97" name="image13.png"/>
                 <a:graphic>
                   <a:graphicData uri="http://schemas.openxmlformats.org/drawingml/2006/picture">
                     <pic:pic>
                       <pic:nvPicPr>
-                        <pic:cNvPr id="0" name="image12.png"/>
+                        <pic:cNvPr id="0" name="image13.png"/>
                         <pic:cNvPicPr preferRelativeResize="0"/>
                       </pic:nvPicPr>
                       <pic:blipFill>
-                        <a:blip r:embed="rId7"/>
+                        <a:blip r:embed="rId9"/>
                         <a:srcRect/>
                         <a:stretch>
                           <a:fillRect/>
@@ -451,16 +451,16 @@
                 <wp:extent cx="154305" cy="11278870"/>
                 <wp:effectExtent b="0" l="0" r="0" t="0"/>
                 <wp:wrapNone/>
-                <wp:docPr id="95" name="image10.png"/>
+                <wp:docPr id="95" name="image11.png"/>
                 <a:graphic>
                   <a:graphicData uri="http://schemas.openxmlformats.org/drawingml/2006/picture">
                     <pic:pic>
                       <pic:nvPicPr>
-                        <pic:cNvPr id="0" name="image10.png"/>
+                        <pic:cNvPr id="0" name="image11.png"/>
                         <pic:cNvPicPr preferRelativeResize="0"/>
                       </pic:nvPicPr>
                       <pic:blipFill>
-                        <a:blip r:embed="rId7"/>
+                        <a:blip r:embed="rId9"/>
                         <a:srcRect/>
                         <a:stretch>
                           <a:fillRect/>
@@ -571,16 +571,16 @@
                 <wp:extent cx="154305" cy="11278870"/>
                 <wp:effectExtent b="0" l="0" r="0" t="0"/>
                 <wp:wrapNone/>
-                <wp:docPr id="99" name="image14.png"/>
+                <wp:docPr id="99" name="image15.png"/>
                 <a:graphic>
                   <a:graphicData uri="http://schemas.openxmlformats.org/drawingml/2006/picture">
                     <pic:pic>
                       <pic:nvPicPr>
-                        <pic:cNvPr id="0" name="image14.png"/>
+                        <pic:cNvPr id="0" name="image15.png"/>
                         <pic:cNvPicPr preferRelativeResize="0"/>
                       </pic:nvPicPr>
                       <pic:blipFill>
-                        <a:blip r:embed="rId7"/>
+                        <a:blip r:embed="rId9"/>
                         <a:srcRect/>
                         <a:stretch>
                           <a:fillRect/>
@@ -691,16 +691,16 @@
                 <wp:extent cx="7990840" cy="861695"/>
                 <wp:effectExtent b="0" l="0" r="0" t="0"/>
                 <wp:wrapNone/>
-                <wp:docPr id="98" name="image13.png"/>
+                <wp:docPr id="98" name="image14.png"/>
                 <a:graphic>
                   <a:graphicData uri="http://schemas.openxmlformats.org/drawingml/2006/picture">
                     <pic:pic>
                       <pic:nvPicPr>
-                        <pic:cNvPr id="0" name="image13.png"/>
+                        <pic:cNvPr id="0" name="image14.png"/>
                         <pic:cNvPicPr preferRelativeResize="0"/>
                       </pic:nvPicPr>
                       <pic:blipFill>
-                        <a:blip r:embed="rId7"/>
+                        <a:blip r:embed="rId9"/>
                         <a:srcRect/>
                         <a:stretch>
                           <a:fillRect/>
@@ -1115,16 +1115,16 @@
             <wp:extent cx="1200150" cy="1200150"/>
             <wp:effectExtent b="0" l="0" r="0" t="0"/>
             <wp:wrapSquare wrapText="bothSides" distB="0" distT="0" distL="114300" distR="114300"/>
-            <wp:docPr descr="psi-negro.png" id="103" name="image2.png"/>
+            <wp:docPr descr="psi-negro.png" id="104" name="image1.png"/>
             <a:graphic>
               <a:graphicData uri="http://schemas.openxmlformats.org/drawingml/2006/picture">
                 <pic:pic>
                   <pic:nvPicPr>
-                    <pic:cNvPr descr="psi-negro.png" id="0" name="image2.png"/>
+                    <pic:cNvPr descr="psi-negro.png" id="0" name="image1.png"/>
                     <pic:cNvPicPr preferRelativeResize="0"/>
                   </pic:nvPicPr>
                   <pic:blipFill>
-                    <a:blip r:embed="rId8"/>
+                    <a:blip r:embed="rId10"/>
                     <a:srcRect b="0" l="0" r="0" t="0"/>
                     <a:stretch>
                       <a:fillRect/>
@@ -1170,16 +1170,16 @@
             <wp:extent cx="1304925" cy="2019300"/>
             <wp:effectExtent b="0" l="0" r="0" t="0"/>
             <wp:wrapSquare wrapText="bothSides" distB="0" distT="0" distL="114300" distR="114300"/>
-            <wp:docPr descr="UNPA.JPG" id="104" name="image1.jpg"/>
+            <wp:docPr descr="UNPA.JPG" id="105" name="image2.jpg"/>
             <a:graphic>
               <a:graphicData uri="http://schemas.openxmlformats.org/drawingml/2006/picture">
                 <pic:pic>
                   <pic:nvPicPr>
-                    <pic:cNvPr descr="UNPA.JPG" id="0" name="image1.jpg"/>
+                    <pic:cNvPr descr="UNPA.JPG" id="0" name="image2.jpg"/>
                     <pic:cNvPicPr preferRelativeResize="0"/>
                   </pic:nvPicPr>
                   <pic:blipFill>
-                    <a:blip r:embed="rId9"/>
+                    <a:blip r:embed="rId11"/>
                     <a:srcRect b="0" l="0" r="0" t="0"/>
                     <a:stretch>
                       <a:fillRect/>
@@ -1307,7 +1307,7 @@
     </w:p>
     <w:sdt>
       <w:sdtPr>
-        <w:id w:val="-1192810148"/>
+        <w:id w:val="-642142424"/>
         <w:docPartObj>
           <w:docPartGallery w:val="Table of Contents"/>
           <w:docPartUnique w:val="1"/>
@@ -1902,6 +1902,102 @@
     <w:p>
       <w:pPr>
         <w:pStyle w:val="Heading1"/>
+        <w:widowControl w:val="0"/>
+        <w:tabs>
+          <w:tab w:val="left" w:leader="none" w:pos="0"/>
+        </w:tabs>
+        <w:spacing w:after="60" w:before="120" w:lineRule="auto"/>
+        <w:ind w:left="0"/>
+        <w:jc w:val="both"/>
+        <w:rPr/>
+      </w:pPr>
+      <w:bookmarkStart w:colFirst="0" w:colLast="0" w:name="_heading=h.5qnfqn1aelz5" w:id="0"/>
+      <w:bookmarkEnd w:id="0"/>
+      <w:r>
+        <w:rPr>
+          <w:rtl w:val="0"/>
+        </w:rPr>
+        <w:t xml:space="preserve">Diagrama de Casos de Uso </w:t>
+      </w:r>
+    </w:p>
+    <w:p>
+      <w:pPr>
+        <w:tabs>
+          <w:tab w:val="left" w:leader="none" w:pos="0"/>
+        </w:tabs>
+        <w:rPr/>
+      </w:pPr>
+      <w:r>
+        <w:rPr/>
+        <w:drawing>
+          <wp:inline distB="114300" distT="114300" distL="114300" distR="114300">
+            <wp:extent cx="5399730" cy="4305300"/>
+            <wp:effectExtent b="0" l="0" r="0" t="0"/>
+            <wp:docPr id="106" name="image8.png"/>
+            <a:graphic>
+              <a:graphicData uri="http://schemas.openxmlformats.org/drawingml/2006/picture">
+                <pic:pic>
+                  <pic:nvPicPr>
+                    <pic:cNvPr id="0" name="image8.png"/>
+                    <pic:cNvPicPr preferRelativeResize="0"/>
+                  </pic:nvPicPr>
+                  <pic:blipFill>
+                    <a:blip r:embed="rId12"/>
+                    <a:srcRect b="0" l="0" r="0" t="0"/>
+                    <a:stretch>
+                      <a:fillRect/>
+                    </a:stretch>
+                  </pic:blipFill>
+                  <pic:spPr>
+                    <a:xfrm>
+                      <a:off x="0" y="0"/>
+                      <a:ext cx="5399730" cy="4305300"/>
+                    </a:xfrm>
+                    <a:prstGeom prst="rect"/>
+                    <a:ln/>
+                  </pic:spPr>
+                </pic:pic>
+              </a:graphicData>
+            </a:graphic>
+          </wp:inline>
+        </w:drawing>
+      </w:r>
+      <w:r>
+        <w:rPr>
+          <w:rtl w:val="0"/>
+        </w:rPr>
+      </w:r>
+    </w:p>
+    <w:p>
+      <w:pPr>
+        <w:keepNext w:val="1"/>
+        <w:widowControl w:val="0"/>
+        <w:tabs>
+          <w:tab w:val="left" w:leader="none" w:pos="0"/>
+        </w:tabs>
+        <w:spacing w:after="60" w:before="120" w:lineRule="auto"/>
+        <w:ind w:left="0"/>
+        <w:jc w:val="center"/>
+        <w:rPr/>
+      </w:pPr>
+      <w:r>
+        <w:rPr>
+          <w:b w:val="1"/>
+          <w:sz w:val="28"/>
+          <w:szCs w:val="28"/>
+          <w:rtl w:val="0"/>
+        </w:rPr>
+        <w:t xml:space="preserve">Figura 1 – Diagrama de Casos de uso.</w:t>
+      </w:r>
+      <w:r>
+        <w:rPr>
+          <w:rtl w:val="0"/>
+        </w:rPr>
+      </w:r>
+    </w:p>
+    <w:p>
+      <w:pPr>
+        <w:pStyle w:val="Heading1"/>
         <w:keepNext w:val="1"/>
         <w:widowControl w:val="0"/>
         <w:tabs>
@@ -1917,14 +2013,34 @@
           <w:szCs w:val="22"/>
         </w:rPr>
       </w:pPr>
-      <w:bookmarkStart w:colFirst="0" w:colLast="0" w:name="_heading=h.ncnjke955axu" w:id="0"/>
-      <w:bookmarkEnd w:id="0"/>
+      <w:bookmarkStart w:colFirst="0" w:colLast="0" w:name="_heading=h.ncnjke955axu" w:id="1"/>
+      <w:bookmarkEnd w:id="1"/>
       <w:r>
         <w:rPr>
           <w:rtl w:val="0"/>
         </w:rPr>
         <w:t xml:space="preserve">Especificación del CU13: Asignar dependencia </w:t>
       </w:r>
+      <w:r>
+        <w:rPr>
+          <w:rtl w:val="0"/>
+        </w:rPr>
+      </w:r>
+    </w:p>
+    <w:p>
+      <w:pPr>
+        <w:pStyle w:val="Heading1"/>
+        <w:spacing w:after="60" w:before="0" w:line="276" w:lineRule="auto"/>
+        <w:ind w:left="0"/>
+        <w:rPr>
+          <w:rFonts w:ascii="Calibri" w:cs="Calibri" w:eastAsia="Calibri" w:hAnsi="Calibri"/>
+          <w:color w:val="000000"/>
+          <w:sz w:val="22"/>
+          <w:szCs w:val="22"/>
+        </w:rPr>
+      </w:pPr>
+      <w:bookmarkStart w:colFirst="0" w:colLast="0" w:name="_heading=h.5c3g0wmg1l3e" w:id="2"/>
+      <w:bookmarkEnd w:id="2"/>
       <w:r>
         <w:rPr>
           <w:rtl w:val="0"/>
@@ -1934,8 +2050,8 @@
     <w:sdt>
       <w:sdtPr>
         <w:lock w:val="contentLocked"/>
-        <w:id w:val="-3235613"/>
-        <w:tag w:val="goog_rdk_0"/>
+        <w:id w:val="1351479455"/>
+        <w:tag w:val="goog_rdk_1"/>
       </w:sdtPr>
       <w:sdtContent>
         <w:tbl>
@@ -1988,14 +2104,14 @@
                 <w:pPr>
                   <w:widowControl w:val="0"/>
                   <w:spacing w:before="0" w:line="240" w:lineRule="auto"/>
-                  <w:ind w:left="0" w:firstLine="0"/>
+                  <w:ind w:left="0"/>
                   <w:rPr/>
                 </w:pPr>
                 <w:r>
                   <w:rPr>
                     <w:rtl w:val="0"/>
                   </w:rPr>
-                  <w:t xml:space="preserve">CASO DE USO #</w:t>
+                  <w:t xml:space="preserve">CASO DE USO #13</w:t>
                 </w:r>
               </w:p>
             </w:tc>
@@ -2014,13 +2130,14 @@
                 <w:pPr>
                   <w:widowControl w:val="0"/>
                   <w:spacing w:before="0" w:line="240" w:lineRule="auto"/>
-                  <w:ind w:left="0" w:firstLine="0"/>
+                  <w:ind w:left="0"/>
                   <w:rPr/>
                 </w:pPr>
                 <w:r>
                   <w:rPr>
                     <w:rtl w:val="0"/>
                   </w:rPr>
+                  <w:t xml:space="preserve">Asignar dependencia</w:t>
                 </w:r>
               </w:p>
             </w:tc>
@@ -2047,7 +2164,7 @@
                 <w:pPr>
                   <w:widowControl w:val="0"/>
                   <w:spacing w:before="0" w:line="240" w:lineRule="auto"/>
-                  <w:ind w:left="0" w:firstLine="0"/>
+                  <w:ind w:left="0"/>
                   <w:rPr/>
                 </w:pPr>
                 <w:r>
@@ -2073,14 +2190,14 @@
                 <w:pPr>
                   <w:widowControl w:val="0"/>
                   <w:spacing w:before="0" w:line="240" w:lineRule="auto"/>
-                  <w:ind w:left="0" w:firstLine="0"/>
+                  <w:ind w:left="0"/>
                   <w:rPr/>
                 </w:pPr>
                 <w:r>
                   <w:rPr>
                     <w:rtl w:val="0"/>
                   </w:rPr>
-                  <w:t xml:space="preserve">Líder de proyecto, Miembro</w:t>
+                  <w:t xml:space="preserve">Líder de Proyecto</w:t>
                 </w:r>
               </w:p>
             </w:tc>
@@ -2107,7 +2224,7 @@
                 <w:pPr>
                   <w:widowControl w:val="0"/>
                   <w:spacing w:before="0" w:line="240" w:lineRule="auto"/>
-                  <w:ind w:left="0" w:firstLine="0"/>
+                  <w:ind w:left="0"/>
                   <w:rPr/>
                 </w:pPr>
                 <w:r>
@@ -2133,28 +2250,49 @@
                 <w:pPr>
                   <w:widowControl w:val="0"/>
                   <w:spacing w:before="0" w:line="240" w:lineRule="auto"/>
-                  <w:ind w:left="0" w:firstLine="0"/>
-                  <w:rPr/>
+                  <w:ind w:left="0"/>
+                  <w:rPr>
+                    <w:b w:val="1"/>
+                  </w:rPr>
                 </w:pPr>
                 <w:r>
                   <w:rPr>
                     <w:rtl w:val="0"/>
                   </w:rPr>
                   <w:t xml:space="preserve">El actor debe estar autenticado en el sistema.</w:t>
+                </w:r>
+                <w:r>
+                  <w:rPr>
+                    <w:rtl w:val="0"/>
+                  </w:rPr>
                 </w:r>
               </w:p>
               <w:p>
                 <w:pPr>
                   <w:widowControl w:val="0"/>
                   <w:spacing w:before="0" w:line="240" w:lineRule="auto"/>
-                  <w:ind w:left="0" w:firstLine="0"/>
+                  <w:ind w:left="0"/>
                   <w:rPr/>
                 </w:pPr>
                 <w:r>
                   <w:rPr>
                     <w:rtl w:val="0"/>
                   </w:rPr>
-                  <w:t xml:space="preserve">Debe existir al menos una tarea registrada.</w:t>
+                  <w:t xml:space="preserve">Deben existir al menos dos tareas en la iteración.</w:t>
+                </w:r>
+              </w:p>
+              <w:p>
+                <w:pPr>
+                  <w:widowControl w:val="0"/>
+                  <w:spacing w:before="0" w:line="240" w:lineRule="auto"/>
+                  <w:ind w:left="0"/>
+                  <w:rPr/>
+                </w:pPr>
+                <w:r>
+                  <w:rPr>
+                    <w:rtl w:val="0"/>
+                  </w:rPr>
+                  <w:t xml:space="preserve">Las tareas deben pertenecer a la misma iteración</w:t>
                 </w:r>
               </w:p>
             </w:tc>
@@ -2181,7 +2319,7 @@
                 <w:pPr>
                   <w:widowControl w:val="0"/>
                   <w:spacing w:before="0" w:line="240" w:lineRule="auto"/>
-                  <w:ind w:left="0" w:firstLine="0"/>
+                  <w:ind w:left="0"/>
                   <w:rPr/>
                 </w:pPr>
                 <w:r>
@@ -2207,14 +2345,14 @@
                 <w:pPr>
                   <w:widowControl w:val="0"/>
                   <w:spacing w:before="0" w:line="240" w:lineRule="auto"/>
-                  <w:ind w:left="0" w:firstLine="0"/>
+                  <w:ind w:left="0"/>
                   <w:rPr/>
                 </w:pPr>
                 <w:r>
                   <w:rPr>
                     <w:rtl w:val="0"/>
                   </w:rPr>
-                  <w:t xml:space="preserve">El actor accede a la PantallaPlanificacion para consultar el listado de tareas existentes.</w:t>
+                  <w:t xml:space="preserve">El actor selecciona la opción “Asignar dependencias” desde el listado de tareas.</w:t>
                 </w:r>
               </w:p>
             </w:tc>
@@ -2239,7 +2377,7 @@
                 <w:pPr>
                   <w:widowControl w:val="0"/>
                   <w:spacing w:before="0" w:line="240" w:lineRule="auto"/>
-                  <w:ind w:left="0" w:firstLine="0"/>
+                  <w:ind w:left="0"/>
                   <w:rPr/>
                 </w:pPr>
                 <w:r>
@@ -2265,7 +2403,7 @@
                 <w:pPr>
                   <w:widowControl w:val="0"/>
                   <w:spacing w:before="0" w:line="240" w:lineRule="auto"/>
-                  <w:ind w:left="0" w:firstLine="0"/>
+                  <w:ind w:left="0"/>
                   <w:rPr/>
                 </w:pPr>
                 <w:r>
@@ -2291,7 +2429,7 @@
                 <w:pPr>
                   <w:widowControl w:val="0"/>
                   <w:spacing w:before="0" w:line="240" w:lineRule="auto"/>
-                  <w:ind w:left="0" w:firstLine="0"/>
+                  <w:ind w:left="0"/>
                   <w:rPr/>
                 </w:pPr>
                 <w:r>
@@ -2306,9 +2444,35 @@
           <w:tr>
             <w:trPr>
               <w:cantSplit w:val="0"/>
-              <w:trHeight w:val="983.935546875" w:hRule="atLeast"/>
+              <w:trHeight w:val="420" w:hRule="atLeast"/>
               <w:tblHeader w:val="0"/>
             </w:trPr>
+            <w:tc>
+              <w:tcPr>
+                <w:vMerge w:val="restart"/>
+                <w:shd w:fill="auto" w:val="clear"/>
+                <w:tcMar>
+                  <w:top w:w="100.0" w:type="dxa"/>
+                  <w:left w:w="100.0" w:type="dxa"/>
+                  <w:bottom w:w="100.0" w:type="dxa"/>
+                  <w:right w:w="100.0" w:type="dxa"/>
+                </w:tcMar>
+                <w:vAlign w:val="top"/>
+              </w:tcPr>
+              <w:p>
+                <w:pPr>
+                  <w:widowControl w:val="0"/>
+                  <w:spacing w:before="0" w:line="240" w:lineRule="auto"/>
+                  <w:ind w:left="0"/>
+                  <w:rPr/>
+                </w:pPr>
+                <w:r>
+                  <w:rPr>
+                    <w:rtl w:val="0"/>
+                  </w:rPr>
+                </w:r>
+              </w:p>
+            </w:tc>
             <w:tc>
               <w:tcPr>
                 <w:shd w:fill="auto" w:val="clear"/>
@@ -2324,24 +2488,21 @@
                 <w:pPr>
                   <w:widowControl w:val="0"/>
                   <w:spacing w:before="0" w:line="240" w:lineRule="auto"/>
-                  <w:ind w:left="0" w:firstLine="0"/>
+                  <w:ind w:left="0"/>
+                  <w:jc w:val="center"/>
                   <w:rPr/>
                 </w:pPr>
                 <w:r>
                   <w:rPr>
                     <w:rtl w:val="0"/>
                   </w:rPr>
+                  <w:t xml:space="preserve">1</w:t>
                 </w:r>
               </w:p>
             </w:tc>
             <w:tc>
               <w:tcPr>
-                <w:tcBorders>
-                  <w:top w:color="000000" w:space="0" w:sz="8" w:val="single"/>
-                  <w:left w:color="000000" w:space="0" w:sz="8" w:val="single"/>
-                  <w:bottom w:color="000000" w:space="0" w:sz="8" w:val="single"/>
-                  <w:right w:color="000000" w:space="0" w:sz="8" w:val="single"/>
-                </w:tcBorders>
+                <w:shd w:fill="auto" w:val="clear"/>
                 <w:tcMar>
                   <w:top w:w="100.0" w:type="dxa"/>
                   <w:left w:w="100.0" w:type="dxa"/>
@@ -2354,26 +2515,164 @@
                 <w:pPr>
                   <w:widowControl w:val="0"/>
                   <w:spacing w:before="0" w:line="240" w:lineRule="auto"/>
-                  <w:ind w:left="0" w:firstLine="0"/>
-                  <w:jc w:val="center"/>
+                  <w:ind w:left="0"/>
                   <w:rPr/>
                 </w:pPr>
                 <w:r>
                   <w:rPr>
                     <w:rtl w:val="0"/>
                   </w:rPr>
-                  <w:t xml:space="preserve">1</w:t>
+                  <w:t xml:space="preserve">El actor presiona el botón  “Asignar dependencias” en la </w:t>
+                </w:r>
+                <w:r>
+                  <w:rPr>
+                    <w:u w:val="single"/>
+                    <w:rtl w:val="0"/>
+                  </w:rPr>
+                  <w:t xml:space="preserve">PantallaTareas</w:t>
+                </w:r>
+                <w:r>
+                  <w:rPr>
+                    <w:rtl w:val="0"/>
+                  </w:rPr>
+                  <w:t xml:space="preserve">. La </w:t>
+                </w:r>
+                <w:r>
+                  <w:rPr>
+                    <w:u w:val="single"/>
+                    <w:rtl w:val="0"/>
+                  </w:rPr>
+                  <w:t xml:space="preserve">PantallaTareas</w:t>
+                </w:r>
+                <w:r>
+                  <w:rPr>
+                    <w:rtl w:val="0"/>
+                  </w:rPr>
+                  <w:t xml:space="preserve"> </w:t>
+                </w:r>
+                <w:r>
+                  <w:rPr>
+                    <w:rtl w:val="0"/>
+                  </w:rPr>
+                  <w:t xml:space="preserve">envía el evento </w:t>
+                </w:r>
+                <w:r>
+                  <w:rPr>
+                    <w:i w:val="1"/>
+                    <w:rtl w:val="0"/>
+                  </w:rPr>
+                  <w:t xml:space="preserve">asignarDependencias()</w:t>
+                </w:r>
+                <w:r>
+                  <w:rPr>
+                    <w:rtl w:val="0"/>
+                  </w:rPr>
+                  <w:t xml:space="preserve"> a la </w:t>
+                </w:r>
+                <w:r>
+                  <w:rPr>
+                    <w:u w:val="single"/>
+                    <w:rtl w:val="0"/>
+                  </w:rPr>
+                  <w:t xml:space="preserve">InterfazUsuario</w:t>
+                </w:r>
+                <w:r>
+                  <w:rPr>
+                    <w:rtl w:val="0"/>
+                  </w:rPr>
+                  <w:t xml:space="preserve">.</w:t>
+                </w:r>
+              </w:p>
+              <w:p>
+                <w:pPr>
+                  <w:widowControl w:val="0"/>
+                  <w:spacing w:before="0" w:line="240" w:lineRule="auto"/>
+                  <w:ind w:left="0"/>
+                  <w:rPr/>
+                </w:pPr>
+                <w:r>
+                  <w:rPr>
+                    <w:rtl w:val="0"/>
+                  </w:rPr>
+                  <w:t xml:space="preserve">La </w:t>
+                </w:r>
+                <w:r>
+                  <w:rPr>
+                    <w:u w:val="single"/>
+                    <w:rtl w:val="0"/>
+                  </w:rPr>
+                  <w:t xml:space="preserve">InterfazUsuario</w:t>
+                </w:r>
+                <w:r>
+                  <w:rPr>
+                    <w:rtl w:val="0"/>
+                  </w:rPr>
+                  <w:t xml:space="preserve"> </w:t>
+                </w:r>
+                <w:r>
+                  <w:rPr>
+                    <w:rtl w:val="0"/>
+                  </w:rPr>
+                  <w:t xml:space="preserve">solicita al </w:t>
+                </w:r>
+                <w:r>
+                  <w:rPr>
+                    <w:u w:val="single"/>
+                    <w:rtl w:val="0"/>
+                  </w:rPr>
+                  <w:t xml:space="preserve">ManejadorTarea</w:t>
+                </w:r>
+                <w:r>
+                  <w:rPr>
+                    <w:rtl w:val="0"/>
+                  </w:rPr>
+                  <w:t xml:space="preserve"> desplegar la </w:t>
+                </w:r>
+                <w:r>
+                  <w:rPr>
+                    <w:u w:val="single"/>
+                    <w:rtl w:val="0"/>
+                  </w:rPr>
+                  <w:t xml:space="preserve">PantallaDependencias</w:t>
+                </w:r>
+                <w:r>
+                  <w:rPr>
+                    <w:rtl w:val="0"/>
+                  </w:rPr>
+                  <w:t xml:space="preserve">. La </w:t>
+                </w:r>
+                <w:r>
+                  <w:rPr>
+                    <w:u w:val="single"/>
+                    <w:rtl w:val="0"/>
+                  </w:rPr>
+                  <w:t xml:space="preserve">PantallaDependencias</w:t>
+                </w:r>
+                <w:r>
+                  <w:rPr>
+                    <w:rtl w:val="0"/>
+                  </w:rPr>
+                  <w:t xml:space="preserve"> </w:t>
+                </w:r>
+                <w:r>
+                  <w:rPr>
+                    <w:rtl w:val="0"/>
+                  </w:rPr>
+                  <w:t xml:space="preserve">se muestra con el listado de tareas disponibles.</w:t>
                 </w:r>
               </w:p>
             </w:tc>
+          </w:tr>
+          <w:tr>
+            <w:trPr>
+              <w:cantSplit w:val="0"/>
+              <w:trHeight w:val="773.935546875" w:hRule="atLeast"/>
+              <w:tblHeader w:val="0"/>
+            </w:trPr>
             <w:tc>
               <w:tcPr>
-                <w:tcBorders>
-                  <w:top w:color="000000" w:space="0" w:sz="8" w:val="single"/>
-                  <w:left w:color="000000" w:space="0" w:sz="8" w:val="single"/>
-                  <w:bottom w:color="000000" w:space="0" w:sz="8" w:val="single"/>
-                  <w:right w:color="000000" w:space="0" w:sz="8" w:val="single"/>
-                </w:tcBorders>
+                <w:vMerge w:val="continue"/>
+                <w:shd w:fill="auto" w:val="clear"/>
                 <w:tcMar>
                   <w:top w:w="100.0" w:type="dxa"/>
                   <w:left w:w="100.0" w:type="dxa"/>
@@ -2386,27 +2685,203 @@
                 <w:pPr>
                   <w:widowControl w:val="0"/>
                   <w:spacing w:before="0" w:line="240" w:lineRule="auto"/>
-                  <w:ind w:left="0" w:firstLine="0"/>
+                  <w:ind w:left="0"/>
                   <w:rPr/>
                 </w:pPr>
                 <w:r>
                   <w:rPr>
                     <w:rtl w:val="0"/>
                   </w:rPr>
-                  <w:t xml:space="preserve">El sistema despliega la </w:t>
+                </w:r>
+              </w:p>
+            </w:tc>
+            <w:tc>
+              <w:tcPr>
+                <w:shd w:fill="auto" w:val="clear"/>
+                <w:tcMar>
+                  <w:top w:w="100.0" w:type="dxa"/>
+                  <w:left w:w="100.0" w:type="dxa"/>
+                  <w:bottom w:w="100.0" w:type="dxa"/>
+                  <w:right w:w="100.0" w:type="dxa"/>
+                </w:tcMar>
+                <w:vAlign w:val="top"/>
+              </w:tcPr>
+              <w:p>
+                <w:pPr>
+                  <w:widowControl w:val="0"/>
+                  <w:spacing w:before="0" w:line="240" w:lineRule="auto"/>
+                  <w:ind w:left="0"/>
+                  <w:jc w:val="center"/>
+                  <w:rPr/>
+                </w:pPr>
+                <w:r>
+                  <w:rPr>
+                    <w:rtl w:val="0"/>
+                  </w:rPr>
+                  <w:t xml:space="preserve">2</w:t>
+                </w:r>
+              </w:p>
+            </w:tc>
+            <w:tc>
+              <w:tcPr>
+                <w:shd w:fill="auto" w:val="clear"/>
+                <w:tcMar>
+                  <w:top w:w="100.0" w:type="dxa"/>
+                  <w:left w:w="100.0" w:type="dxa"/>
+                  <w:bottom w:w="100.0" w:type="dxa"/>
+                  <w:right w:w="100.0" w:type="dxa"/>
+                </w:tcMar>
+                <w:vAlign w:val="top"/>
+              </w:tcPr>
+              <w:p>
+                <w:pPr>
+                  <w:widowControl w:val="0"/>
+                  <w:spacing w:before="0" w:line="240" w:lineRule="auto"/>
+                  <w:ind w:left="0"/>
+                  <w:rPr/>
+                </w:pPr>
+                <w:r>
+                  <w:rPr>
+                    <w:rtl w:val="0"/>
+                  </w:rPr>
+                  <w:t xml:space="preserve">El actor selecciona una tarea base y una o más tareas dependientes. Luego presiona “Guardar”.</w:t>
+                </w:r>
+              </w:p>
+              <w:p>
+                <w:pPr>
+                  <w:widowControl w:val="0"/>
+                  <w:spacing w:before="0" w:line="240" w:lineRule="auto"/>
+                  <w:ind w:left="0"/>
+                  <w:rPr/>
+                </w:pPr>
+                <w:r>
+                  <w:rPr>
+                    <w:rtl w:val="0"/>
+                  </w:rPr>
+                  <w:t xml:space="preserve">La </w:t>
                 </w:r>
                 <w:r>
                   <w:rPr>
                     <w:u w:val="single"/>
                     <w:rtl w:val="0"/>
                   </w:rPr>
-                  <w:t xml:space="preserve">PantallaPlanificacion</w:t>
-                </w:r>
-                <w:r>
-                  <w:rPr>
-                    <w:rtl w:val="0"/>
-                  </w:rPr>
-                  <w:t xml:space="preserve"> con la lista de tareas existentes.</w:t>
+                  <w:t xml:space="preserve">PantallaDependencia</w:t>
+                </w:r>
+                <w:r>
+                  <w:rPr>
+                    <w:rtl w:val="0"/>
+                  </w:rPr>
+                  <w:t xml:space="preserve">s</w:t>
+                </w:r>
+                <w:r>
+                  <w:rPr>
+                    <w:rtl w:val="0"/>
+                  </w:rPr>
+                  <w:t xml:space="preserve"> envía los datos seleccionados a la </w:t>
+                </w:r>
+                <w:r>
+                  <w:rPr>
+                    <w:u w:val="single"/>
+                    <w:rtl w:val="0"/>
+                  </w:rPr>
+                  <w:t xml:space="preserve">InterfazUsuario</w:t>
+                </w:r>
+                <w:r>
+                  <w:rPr>
+                    <w:rtl w:val="0"/>
+                  </w:rPr>
+                  <w:t xml:space="preserve">, que los envía al </w:t>
+                </w:r>
+                <w:r>
+                  <w:rPr>
+                    <w:u w:val="single"/>
+                    <w:rtl w:val="0"/>
+                  </w:rPr>
+                  <w:t xml:space="preserve">ManejadorTarea</w:t>
+                </w:r>
+                <w:r>
+                  <w:rPr>
+                    <w:rtl w:val="0"/>
+                  </w:rPr>
+                  <w:t xml:space="preserve">.</w:t>
+                </w:r>
+              </w:p>
+              <w:p>
+                <w:pPr>
+                  <w:widowControl w:val="0"/>
+                  <w:spacing w:before="0" w:line="240" w:lineRule="auto"/>
+                  <w:ind w:left="0"/>
+                  <w:rPr/>
+                </w:pPr>
+                <w:r>
+                  <w:rPr>
+                    <w:rtl w:val="0"/>
+                  </w:rPr>
+                  <w:t xml:space="preserve">El </w:t>
+                </w:r>
+                <w:r>
+                  <w:rPr>
+                    <w:u w:val="single"/>
+                    <w:rtl w:val="0"/>
+                  </w:rPr>
+                  <w:t xml:space="preserve">ManejadorTarea</w:t>
+                </w:r>
+                <w:r>
+                  <w:rPr>
+                    <w:rtl w:val="0"/>
+                  </w:rPr>
+                  <w:t xml:space="preserve"> valida que no </w:t>
+                </w:r>
+                <w:sdt>
+                  <w:sdtPr>
+                    <w:id w:val="-1999472608"/>
+                    <w:tag w:val="goog_rdk_0"/>
+                  </w:sdtPr>
+                  <w:sdtContent>
+                    <w:commentRangeStart w:id="0"/>
+                  </w:sdtContent>
+                </w:sdt>
+                <w:r>
+                  <w:rPr>
+                    <w:rtl w:val="0"/>
+                  </w:rPr>
+                  <w:t xml:space="preserve">existan conflictos</w:t>
+                </w:r>
+                <w:commentRangeEnd w:id="0"/>
+                <w:r>
+                  <w:commentReference w:id="0"/>
+                </w:r>
+                <w:r>
+                  <w:rPr>
+                    <w:rtl w:val="0"/>
+                  </w:rPr>
+                  <w:t xml:space="preserve"> y envía el evento </w:t>
+                </w:r>
+                <w:r>
+                  <w:rPr>
+                    <w:i w:val="1"/>
+                    <w:rtl w:val="0"/>
+                  </w:rPr>
+                  <w:t xml:space="preserve">registrarDependencias(datos)</w:t>
+                </w:r>
+                <w:r>
+                  <w:rPr>
+                    <w:rtl w:val="0"/>
+                  </w:rPr>
+                  <w:t xml:space="preserve"> a la entidad </w:t>
+                </w:r>
+                <w:r>
+                  <w:rPr>
+                    <w:u w:val="single"/>
+                    <w:rtl w:val="0"/>
+                  </w:rPr>
+                  <w:t xml:space="preserve">Tarea</w:t>
+                </w:r>
+                <w:r>
+                  <w:rPr>
+                    <w:rtl w:val="0"/>
+                  </w:rPr>
+                  <w:t xml:space="preserve">.</w:t>
                 </w:r>
               </w:p>
             </w:tc>
@@ -2432,7 +2907,7 @@
                 <w:pPr>
                   <w:widowControl w:val="0"/>
                   <w:spacing w:before="0" w:line="240" w:lineRule="auto"/>
-                  <w:ind w:left="0" w:firstLine="0"/>
+                  <w:ind w:left="0"/>
                   <w:rPr/>
                 </w:pPr>
                 <w:r>
@@ -2444,12 +2919,7 @@
             </w:tc>
             <w:tc>
               <w:tcPr>
-                <w:tcBorders>
-                  <w:top w:color="000000" w:space="0" w:sz="8" w:val="single"/>
-                  <w:left w:color="000000" w:space="0" w:sz="8" w:val="single"/>
-                  <w:bottom w:color="000000" w:space="0" w:sz="8" w:val="single"/>
-                  <w:right w:color="000000" w:space="0" w:sz="8" w:val="single"/>
-                </w:tcBorders>
+                <w:shd w:fill="auto" w:val="clear"/>
                 <w:tcMar>
                   <w:top w:w="100.0" w:type="dxa"/>
                   <w:left w:w="100.0" w:type="dxa"/>
@@ -2462,7 +2932,7 @@
                 <w:pPr>
                   <w:widowControl w:val="0"/>
                   <w:spacing w:before="0" w:line="240" w:lineRule="auto"/>
-                  <w:ind w:left="0" w:firstLine="0"/>
+                  <w:ind w:left="0"/>
                   <w:jc w:val="center"/>
                   <w:rPr/>
                 </w:pPr>
@@ -2470,18 +2940,13 @@
                   <w:rPr>
                     <w:rtl w:val="0"/>
                   </w:rPr>
-                  <w:t xml:space="preserve">2</w:t>
+                  <w:t xml:space="preserve">3</w:t>
                 </w:r>
               </w:p>
             </w:tc>
             <w:tc>
               <w:tcPr>
-                <w:tcBorders>
-                  <w:top w:color="000000" w:space="0" w:sz="8" w:val="single"/>
-                  <w:left w:color="000000" w:space="0" w:sz="8" w:val="single"/>
-                  <w:bottom w:color="000000" w:space="0" w:sz="8" w:val="single"/>
-                  <w:right w:color="000000" w:space="0" w:sz="8" w:val="single"/>
-                </w:tcBorders>
+                <w:shd w:fill="auto" w:val="clear"/>
                 <w:tcMar>
                   <w:top w:w="100.0" w:type="dxa"/>
                   <w:left w:w="100.0" w:type="dxa"/>
@@ -2494,34 +2959,46 @@
                 <w:pPr>
                   <w:widowControl w:val="0"/>
                   <w:spacing w:before="0" w:line="240" w:lineRule="auto"/>
-                  <w:ind w:left="0" w:firstLine="0"/>
+                  <w:ind w:left="0"/>
                   <w:rPr/>
                 </w:pPr>
                 <w:r>
                   <w:rPr>
                     <w:rtl w:val="0"/>
                   </w:rPr>
-                  <w:t xml:space="preserve">La </w:t>
+                  <w:t xml:space="preserve">La entidad </w:t>
                 </w:r>
                 <w:r>
                   <w:rPr>
                     <w:u w:val="single"/>
                     <w:rtl w:val="0"/>
                   </w:rPr>
-                  <w:t xml:space="preserve">PantallaPlanificacion</w:t>
-                </w:r>
-                <w:r>
-                  <w:rPr>
-                    <w:rtl w:val="0"/>
-                  </w:rPr>
-                  <w:t xml:space="preserve"> envía el evento solicitarListadoTareas a la </w:t>
+                  <w:t xml:space="preserve">Tarea</w:t>
+                </w:r>
+                <w:r>
+                  <w:rPr>
+                    <w:rtl w:val="0"/>
+                  </w:rPr>
+                  <w:t xml:space="preserve"> envía la solicitud de actualización a la </w:t>
                 </w:r>
                 <w:r>
                   <w:rPr>
                     <w:u w:val="single"/>
                     <w:rtl w:val="0"/>
                   </w:rPr>
-                  <w:t xml:space="preserve">InterfazUsuario</w:t>
+                  <w:t xml:space="preserve">InterfazBDD</w:t>
+                </w:r>
+                <w:r>
+                  <w:rPr>
+                    <w:rtl w:val="0"/>
+                  </w:rPr>
+                  <w:t xml:space="preserve">, que comunica los cambios a la </w:t>
+                </w:r>
+                <w:r>
+                  <w:rPr>
+                    <w:rtl w:val="0"/>
+                  </w:rPr>
+                  <w:t xml:space="preserve">BDD</w:t>
                 </w:r>
                 <w:r>
                   <w:rPr>
@@ -2553,7 +3030,7 @@
                 <w:pPr>
                   <w:widowControl w:val="0"/>
                   <w:spacing w:before="0" w:line="240" w:lineRule="auto"/>
-                  <w:ind w:left="0" w:firstLine="0"/>
+                  <w:ind w:left="0"/>
                   <w:rPr/>
                 </w:pPr>
                 <w:r>
@@ -2563,102 +3040,6 @@
                 </w:r>
               </w:p>
             </w:tc>
-            <w:tc>
-              <w:tcPr>
-                <w:tcBorders>
-                  <w:top w:color="000000" w:space="0" w:sz="8" w:val="single"/>
-                  <w:left w:color="000000" w:space="0" w:sz="8" w:val="single"/>
-                  <w:bottom w:color="000000" w:space="0" w:sz="8" w:val="single"/>
-                  <w:right w:color="000000" w:space="0" w:sz="8" w:val="single"/>
-                </w:tcBorders>
-                <w:tcMar>
-                  <w:top w:w="100.0" w:type="dxa"/>
-                  <w:left w:w="100.0" w:type="dxa"/>
-                  <w:bottom w:w="100.0" w:type="dxa"/>
-                  <w:right w:w="100.0" w:type="dxa"/>
-                </w:tcMar>
-                <w:vAlign w:val="top"/>
-              </w:tcPr>
-              <w:p>
-                <w:pPr>
-                  <w:widowControl w:val="0"/>
-                  <w:spacing w:before="0" w:line="240" w:lineRule="auto"/>
-                  <w:ind w:left="0" w:firstLine="0"/>
-                  <w:jc w:val="center"/>
-                  <w:rPr/>
-                </w:pPr>
-                <w:r>
-                  <w:rPr>
-                    <w:rtl w:val="0"/>
-                  </w:rPr>
-                  <w:t xml:space="preserve">3</w:t>
-                </w:r>
-              </w:p>
-            </w:tc>
-            <w:tc>
-              <w:tcPr>
-                <w:tcBorders>
-                  <w:top w:color="000000" w:space="0" w:sz="8" w:val="single"/>
-                  <w:left w:color="000000" w:space="0" w:sz="8" w:val="single"/>
-                  <w:bottom w:color="000000" w:space="0" w:sz="8" w:val="single"/>
-                  <w:right w:color="000000" w:space="0" w:sz="8" w:val="single"/>
-                </w:tcBorders>
-                <w:tcMar>
-                  <w:top w:w="100.0" w:type="dxa"/>
-                  <w:left w:w="100.0" w:type="dxa"/>
-                  <w:bottom w:w="100.0" w:type="dxa"/>
-                  <w:right w:w="100.0" w:type="dxa"/>
-                </w:tcMar>
-                <w:vAlign w:val="top"/>
-              </w:tcPr>
-              <w:p>
-                <w:pPr>
-                  <w:widowControl w:val="0"/>
-                  <w:spacing w:before="0" w:line="240" w:lineRule="auto"/>
-                  <w:ind w:left="0" w:firstLine="0"/>
-                  <w:rPr/>
-                </w:pPr>
-                <w:r>
-                  <w:rPr>
-                    <w:rtl w:val="0"/>
-                  </w:rPr>
-                  <w:t xml:space="preserve">La </w:t>
-                </w:r>
-                <w:r>
-                  <w:rPr>
-                    <w:u w:val="single"/>
-                    <w:rtl w:val="0"/>
-                  </w:rPr>
-                  <w:t xml:space="preserve">InterfazUsuario</w:t>
-                </w:r>
-                <w:r>
-                  <w:rPr>
-                    <w:rtl w:val="0"/>
-                  </w:rPr>
-                  <w:t xml:space="preserve"> solicita al </w:t>
-                </w:r>
-                <w:r>
-                  <w:rPr>
-                    <w:u w:val="single"/>
-                    <w:rtl w:val="0"/>
-                  </w:rPr>
-                  <w:t xml:space="preserve">ManejadorTarea</w:t>
-                </w:r>
-                <w:r>
-                  <w:rPr>
-                    <w:rtl w:val="0"/>
-                  </w:rPr>
-                  <w:t xml:space="preserve"> obtener la lista de tareas del usuario actual o del proyecto.</w:t>
-                </w:r>
-              </w:p>
-            </w:tc>
-          </w:tr>
-          <w:tr>
-            <w:trPr>
-              <w:cantSplit w:val="0"/>
-              <w:trHeight w:val="773.935546875" w:hRule="atLeast"/>
-              <w:tblHeader w:val="0"/>
-            </w:trPr>
             <w:tc>
               <w:tcPr>
                 <w:shd w:fill="auto" w:val="clear"/>
@@ -2674,37 +3055,7 @@
                 <w:pPr>
                   <w:widowControl w:val="0"/>
                   <w:spacing w:before="0" w:line="240" w:lineRule="auto"/>
-                  <w:ind w:left="0" w:firstLine="0"/>
-                  <w:rPr/>
-                </w:pPr>
-                <w:r>
-                  <w:rPr>
-                    <w:rtl w:val="0"/>
-                  </w:rPr>
-                </w:r>
-              </w:p>
-            </w:tc>
-            <w:tc>
-              <w:tcPr>
-                <w:tcBorders>
-                  <w:top w:color="000000" w:space="0" w:sz="8" w:val="single"/>
-                  <w:left w:color="000000" w:space="0" w:sz="8" w:val="single"/>
-                  <w:bottom w:color="000000" w:space="0" w:sz="8" w:val="single"/>
-                  <w:right w:color="000000" w:space="0" w:sz="8" w:val="single"/>
-                </w:tcBorders>
-                <w:tcMar>
-                  <w:top w:w="100.0" w:type="dxa"/>
-                  <w:left w:w="100.0" w:type="dxa"/>
-                  <w:bottom w:w="100.0" w:type="dxa"/>
-                  <w:right w:w="100.0" w:type="dxa"/>
-                </w:tcMar>
-                <w:vAlign w:val="top"/>
-              </w:tcPr>
-              <w:p>
-                <w:pPr>
-                  <w:widowControl w:val="0"/>
-                  <w:spacing w:before="0" w:line="240" w:lineRule="auto"/>
-                  <w:ind w:left="0" w:firstLine="0"/>
+                  <w:ind w:left="0"/>
                   <w:jc w:val="center"/>
                   <w:rPr/>
                 </w:pPr>
@@ -2716,70 +3067,6 @@
                 </w:r>
               </w:p>
             </w:tc>
-            <w:tc>
-              <w:tcPr>
-                <w:tcBorders>
-                  <w:top w:color="000000" w:space="0" w:sz="8" w:val="single"/>
-                  <w:left w:color="000000" w:space="0" w:sz="8" w:val="single"/>
-                  <w:bottom w:color="000000" w:space="0" w:sz="8" w:val="single"/>
-                  <w:right w:color="000000" w:space="0" w:sz="8" w:val="single"/>
-                </w:tcBorders>
-                <w:tcMar>
-                  <w:top w:w="100.0" w:type="dxa"/>
-                  <w:left w:w="100.0" w:type="dxa"/>
-                  <w:bottom w:w="100.0" w:type="dxa"/>
-                  <w:right w:w="100.0" w:type="dxa"/>
-                </w:tcMar>
-                <w:vAlign w:val="top"/>
-              </w:tcPr>
-              <w:p>
-                <w:pPr>
-                  <w:widowControl w:val="0"/>
-                  <w:spacing w:before="0" w:line="240" w:lineRule="auto"/>
-                  <w:ind w:left="0" w:firstLine="0"/>
-                  <w:rPr/>
-                </w:pPr>
-                <w:r>
-                  <w:rPr>
-                    <w:rtl w:val="0"/>
-                  </w:rPr>
-                  <w:t xml:space="preserve">El </w:t>
-                </w:r>
-                <w:r>
-                  <w:rPr>
-                    <w:u w:val="single"/>
-                    <w:rtl w:val="0"/>
-                  </w:rPr>
-                  <w:t xml:space="preserve">ManejadorTarea</w:t>
-                </w:r>
-                <w:r>
-                  <w:rPr>
-                    <w:rtl w:val="0"/>
-                  </w:rPr>
-                  <w:t xml:space="preserve"> valida el acceso y solicita a la entidad </w:t>
-                </w:r>
-                <w:r>
-                  <w:rPr>
-                    <w:u w:val="single"/>
-                    <w:rtl w:val="0"/>
-                  </w:rPr>
-                  <w:t xml:space="preserve">Tarea </w:t>
-                </w:r>
-                <w:r>
-                  <w:rPr>
-                    <w:rtl w:val="0"/>
-                  </w:rPr>
-                  <w:t xml:space="preserve">recuperar la información requerida.</w:t>
-                </w:r>
-              </w:p>
-            </w:tc>
-          </w:tr>
-          <w:tr>
-            <w:trPr>
-              <w:cantSplit w:val="0"/>
-              <w:trHeight w:val="773.935546875" w:hRule="atLeast"/>
-              <w:tblHeader w:val="0"/>
-            </w:trPr>
             <w:tc>
               <w:tcPr>
                 <w:shd w:fill="auto" w:val="clear"/>
@@ -2795,586 +3082,91 @@
                 <w:pPr>
                   <w:widowControl w:val="0"/>
                   <w:spacing w:before="0" w:line="240" w:lineRule="auto"/>
-                  <w:ind w:left="0" w:firstLine="0"/>
+                  <w:ind w:left="0"/>
                   <w:rPr/>
                 </w:pPr>
                 <w:r>
                   <w:rPr>
                     <w:rtl w:val="0"/>
                   </w:rPr>
-                </w:r>
-              </w:p>
-            </w:tc>
-            <w:tc>
-              <w:tcPr>
-                <w:tcBorders>
-                  <w:top w:color="000000" w:space="0" w:sz="8" w:val="single"/>
-                  <w:left w:color="000000" w:space="0" w:sz="8" w:val="single"/>
-                  <w:bottom w:color="000000" w:space="0" w:sz="8" w:val="single"/>
-                  <w:right w:color="000000" w:space="0" w:sz="8" w:val="single"/>
-                </w:tcBorders>
-                <w:tcMar>
-                  <w:top w:w="100.0" w:type="dxa"/>
-                  <w:left w:w="100.0" w:type="dxa"/>
-                  <w:bottom w:w="100.0" w:type="dxa"/>
-                  <w:right w:w="100.0" w:type="dxa"/>
-                </w:tcMar>
-                <w:vAlign w:val="top"/>
-              </w:tcPr>
-              <w:p>
-                <w:pPr>
-                  <w:widowControl w:val="0"/>
-                  <w:spacing w:before="0" w:line="240" w:lineRule="auto"/>
-                  <w:ind w:left="0" w:firstLine="0"/>
-                  <w:jc w:val="center"/>
-                  <w:rPr/>
-                </w:pPr>
-                <w:r>
-                  <w:rPr>
-                    <w:rtl w:val="0"/>
-                  </w:rPr>
-                  <w:t xml:space="preserve">5</w:t>
-                </w:r>
-              </w:p>
-            </w:tc>
-            <w:tc>
-              <w:tcPr>
-                <w:tcBorders>
-                  <w:top w:color="000000" w:space="0" w:sz="8" w:val="single"/>
-                  <w:left w:color="000000" w:space="0" w:sz="8" w:val="single"/>
-                  <w:bottom w:color="000000" w:space="0" w:sz="8" w:val="single"/>
-                  <w:right w:color="000000" w:space="0" w:sz="8" w:val="single"/>
-                </w:tcBorders>
-                <w:tcMar>
-                  <w:top w:w="100.0" w:type="dxa"/>
-                  <w:left w:w="100.0" w:type="dxa"/>
-                  <w:bottom w:w="100.0" w:type="dxa"/>
-                  <w:right w:w="100.0" w:type="dxa"/>
-                </w:tcMar>
-                <w:vAlign w:val="top"/>
-              </w:tcPr>
-              <w:p>
-                <w:pPr>
-                  <w:widowControl w:val="0"/>
-                  <w:spacing w:before="0" w:line="240" w:lineRule="auto"/>
-                  <w:ind w:left="0" w:firstLine="0"/>
-                  <w:rPr/>
-                </w:pPr>
-                <w:r>
-                  <w:rPr>
-                    <w:rtl w:val="0"/>
-                  </w:rPr>
-                  <w:t xml:space="preserve">La entidad </w:t>
+                  <w:t xml:space="preserve">La </w:t>
+                </w:r>
+                <w:r>
+                  <w:rPr>
+                    <w:rtl w:val="0"/>
+                  </w:rPr>
+                  <w:t xml:space="preserve">BDD</w:t>
+                </w:r>
+                <w:r>
+                  <w:rPr>
+                    <w:rtl w:val="0"/>
+                  </w:rPr>
+                  <w:t xml:space="preserve"> guarda los datos y devuelve un mensaje de éxito. La </w:t>
                 </w:r>
                 <w:r>
                   <w:rPr>
                     <w:u w:val="single"/>
                     <w:rtl w:val="0"/>
                   </w:rPr>
-                  <w:t xml:space="preserve">Tarea</w:t>
-                </w:r>
-                <w:r>
-                  <w:rPr>
-                    <w:rtl w:val="0"/>
-                  </w:rPr>
-                  <w:t xml:space="preserve"> envía la solicitud a la </w:t>
+                  <w:t xml:space="preserve">InterfazBDD</w:t>
+                </w:r>
+                <w:r>
+                  <w:rPr>
+                    <w:rtl w:val="0"/>
+                  </w:rPr>
+                  <w:t xml:space="preserve"> reenvía el mensaje al </w:t>
                 </w:r>
                 <w:r>
                   <w:rPr>
                     <w:u w:val="single"/>
                     <w:rtl w:val="0"/>
                   </w:rPr>
-                  <w:t xml:space="preserve">InterfazBDD</w:t>
-                </w:r>
-                <w:r>
-                  <w:rPr>
-                    <w:rtl w:val="0"/>
-                  </w:rPr>
-                  <w:t xml:space="preserve"> para consultar las tareas almacenadas.</w:t>
-                </w:r>
-              </w:p>
-            </w:tc>
-          </w:tr>
-          <w:tr>
-            <w:trPr>
-              <w:cantSplit w:val="0"/>
-              <w:trHeight w:val="773.935546875" w:hRule="atLeast"/>
-              <w:tblHeader w:val="0"/>
-            </w:trPr>
-            <w:tc>
-              <w:tcPr>
-                <w:shd w:fill="auto" w:val="clear"/>
-                <w:tcMar>
-                  <w:top w:w="100.0" w:type="dxa"/>
-                  <w:left w:w="100.0" w:type="dxa"/>
-                  <w:bottom w:w="100.0" w:type="dxa"/>
-                  <w:right w:w="100.0" w:type="dxa"/>
-                </w:tcMar>
-                <w:vAlign w:val="top"/>
-              </w:tcPr>
-              <w:p>
-                <w:pPr>
-                  <w:widowControl w:val="0"/>
-                  <w:spacing w:before="0" w:line="240" w:lineRule="auto"/>
-                  <w:ind w:left="0" w:firstLine="0"/>
-                  <w:rPr/>
-                </w:pPr>
-                <w:r>
-                  <w:rPr>
-                    <w:rtl w:val="0"/>
-                  </w:rPr>
-                </w:r>
-              </w:p>
-            </w:tc>
-            <w:tc>
-              <w:tcPr>
-                <w:tcBorders>
-                  <w:top w:color="000000" w:space="0" w:sz="8" w:val="single"/>
-                  <w:left w:color="000000" w:space="0" w:sz="8" w:val="single"/>
-                  <w:bottom w:color="000000" w:space="0" w:sz="8" w:val="single"/>
-                  <w:right w:color="000000" w:space="0" w:sz="8" w:val="single"/>
-                </w:tcBorders>
-                <w:tcMar>
-                  <w:top w:w="100.0" w:type="dxa"/>
-                  <w:left w:w="100.0" w:type="dxa"/>
-                  <w:bottom w:w="100.0" w:type="dxa"/>
-                  <w:right w:w="100.0" w:type="dxa"/>
-                </w:tcMar>
-                <w:vAlign w:val="top"/>
-              </w:tcPr>
-              <w:p>
-                <w:pPr>
-                  <w:widowControl w:val="0"/>
-                  <w:spacing w:before="0" w:line="240" w:lineRule="auto"/>
-                  <w:ind w:left="0" w:firstLine="0"/>
-                  <w:jc w:val="center"/>
-                  <w:rPr/>
-                </w:pPr>
-                <w:r>
-                  <w:rPr>
-                    <w:rtl w:val="0"/>
-                  </w:rPr>
-                  <w:t xml:space="preserve">6</w:t>
-                </w:r>
-              </w:p>
-            </w:tc>
-            <w:tc>
-              <w:tcPr>
-                <w:tcBorders>
-                  <w:top w:color="000000" w:space="0" w:sz="8" w:val="single"/>
-                  <w:left w:color="000000" w:space="0" w:sz="8" w:val="single"/>
-                  <w:bottom w:color="000000" w:space="0" w:sz="8" w:val="single"/>
-                  <w:right w:color="000000" w:space="0" w:sz="8" w:val="single"/>
-                </w:tcBorders>
-                <w:tcMar>
-                  <w:top w:w="100.0" w:type="dxa"/>
-                  <w:left w:w="100.0" w:type="dxa"/>
-                  <w:bottom w:w="100.0" w:type="dxa"/>
-                  <w:right w:w="100.0" w:type="dxa"/>
-                </w:tcMar>
-                <w:vAlign w:val="top"/>
-              </w:tcPr>
-              <w:p>
-                <w:pPr>
-                  <w:widowControl w:val="0"/>
-                  <w:spacing w:before="0" w:line="240" w:lineRule="auto"/>
-                  <w:ind w:left="0" w:firstLine="0"/>
-                  <w:rPr/>
-                </w:pPr>
-                <w:r>
-                  <w:rPr>
-                    <w:rtl w:val="0"/>
-                  </w:rPr>
-                  <w:t xml:space="preserve">La </w:t>
+                  <w:t xml:space="preserve">ManejadorTare</w:t>
+                </w:r>
+                <w:r>
+                  <w:rPr>
+                    <w:rtl w:val="0"/>
+                  </w:rPr>
+                  <w:t xml:space="preserve">a</w:t>
+                </w:r>
+                <w:r>
+                  <w:rPr>
+                    <w:rtl w:val="0"/>
+                  </w:rPr>
+                  <w:t xml:space="preserve">, quien solicita a la </w:t>
                 </w:r>
                 <w:r>
                   <w:rPr>
                     <w:u w:val="single"/>
                     <w:rtl w:val="0"/>
                   </w:rPr>
-                  <w:t xml:space="preserve">InterfazBDD</w:t>
-                </w:r>
-                <w:r>
-                  <w:rPr>
-                    <w:rtl w:val="0"/>
-                  </w:rPr>
-                  <w:t xml:space="preserve"> envía la consulta a la BDD.</w:t>
-                </w:r>
-              </w:p>
-            </w:tc>
-          </w:tr>
-          <w:tr>
-            <w:trPr>
-              <w:cantSplit w:val="0"/>
-              <w:trHeight w:val="773.935546875" w:hRule="atLeast"/>
-              <w:tblHeader w:val="0"/>
-            </w:trPr>
-            <w:tc>
-              <w:tcPr>
-                <w:shd w:fill="auto" w:val="clear"/>
-                <w:tcMar>
-                  <w:top w:w="100.0" w:type="dxa"/>
-                  <w:left w:w="100.0" w:type="dxa"/>
-                  <w:bottom w:w="100.0" w:type="dxa"/>
-                  <w:right w:w="100.0" w:type="dxa"/>
-                </w:tcMar>
-                <w:vAlign w:val="top"/>
-              </w:tcPr>
-              <w:p>
-                <w:pPr>
-                  <w:widowControl w:val="0"/>
-                  <w:spacing w:before="0" w:line="240" w:lineRule="auto"/>
-                  <w:ind w:left="0" w:firstLine="0"/>
-                  <w:rPr/>
-                </w:pPr>
-                <w:r>
-                  <w:rPr>
-                    <w:rtl w:val="0"/>
-                  </w:rPr>
-                </w:r>
-              </w:p>
-            </w:tc>
-            <w:tc>
-              <w:tcPr>
-                <w:tcBorders>
-                  <w:top w:color="000000" w:space="0" w:sz="8" w:val="single"/>
-                  <w:left w:color="000000" w:space="0" w:sz="8" w:val="single"/>
-                  <w:bottom w:color="000000" w:space="0" w:sz="8" w:val="single"/>
-                  <w:right w:color="000000" w:space="0" w:sz="8" w:val="single"/>
-                </w:tcBorders>
-                <w:tcMar>
-                  <w:top w:w="100.0" w:type="dxa"/>
-                  <w:left w:w="100.0" w:type="dxa"/>
-                  <w:bottom w:w="100.0" w:type="dxa"/>
-                  <w:right w:w="100.0" w:type="dxa"/>
-                </w:tcMar>
-                <w:vAlign w:val="top"/>
-              </w:tcPr>
-              <w:p>
-                <w:pPr>
-                  <w:widowControl w:val="0"/>
-                  <w:spacing w:before="0" w:line="240" w:lineRule="auto"/>
-                  <w:ind w:left="0" w:firstLine="0"/>
-                  <w:jc w:val="center"/>
-                  <w:rPr/>
-                </w:pPr>
-                <w:r>
-                  <w:rPr>
-                    <w:rtl w:val="0"/>
-                  </w:rPr>
-                  <w:t xml:space="preserve">7</w:t>
-                </w:r>
-              </w:p>
-            </w:tc>
-            <w:tc>
-              <w:tcPr>
-                <w:tcBorders>
-                  <w:top w:color="000000" w:space="0" w:sz="8" w:val="single"/>
-                  <w:left w:color="000000" w:space="0" w:sz="8" w:val="single"/>
-                  <w:bottom w:color="000000" w:space="0" w:sz="8" w:val="single"/>
-                  <w:right w:color="000000" w:space="0" w:sz="8" w:val="single"/>
-                </w:tcBorders>
-                <w:tcMar>
-                  <w:top w:w="100.0" w:type="dxa"/>
-                  <w:left w:w="100.0" w:type="dxa"/>
-                  <w:bottom w:w="100.0" w:type="dxa"/>
-                  <w:right w:w="100.0" w:type="dxa"/>
-                </w:tcMar>
-                <w:vAlign w:val="top"/>
-              </w:tcPr>
-              <w:p>
-                <w:pPr>
-                  <w:widowControl w:val="0"/>
-                  <w:spacing w:before="0" w:line="240" w:lineRule="auto"/>
-                  <w:ind w:left="0" w:firstLine="0"/>
-                  <w:rPr/>
-                </w:pPr>
-                <w:r>
-                  <w:rPr>
-                    <w:rtl w:val="0"/>
-                  </w:rPr>
-                  <w:t xml:space="preserve">La BDD devuelve el listado de tareas a la </w:t>
+                  <w:t xml:space="preserve">InterfazUsuario</w:t>
+                </w:r>
+                <w:r>
+                  <w:rPr>
+                    <w:rtl w:val="0"/>
+                  </w:rPr>
+                  <w:t xml:space="preserve"> volver a la </w:t>
                 </w:r>
                 <w:r>
                   <w:rPr>
                     <w:u w:val="single"/>
                     <w:rtl w:val="0"/>
                   </w:rPr>
-                  <w:t xml:space="preserve">InterfazBDD</w:t>
-                </w:r>
-                <w:r>
-                  <w:rPr>
-                    <w:rtl w:val="0"/>
-                  </w:rPr>
-                  <w:t xml:space="preserve">, que lo reenvía a la entidad </w:t>
+                  <w:t xml:space="preserve">PantallaTarea</w:t>
                 </w:r>
                 <w:r>
                   <w:rPr>
                     <w:u w:val="single"/>
                     <w:rtl w:val="0"/>
                   </w:rPr>
-                  <w:t xml:space="preserve">Tarea</w:t>
+                  <w:t xml:space="preserve">s</w:t>
                 </w:r>
                 <w:r>
                   <w:rPr>
                     <w:rtl w:val="0"/>
                   </w:rPr>
                   <w:t xml:space="preserve">.</w:t>
-                </w:r>
-              </w:p>
-            </w:tc>
-          </w:tr>
-          <w:tr>
-            <w:trPr>
-              <w:cantSplit w:val="0"/>
-              <w:trHeight w:val="773.935546875" w:hRule="atLeast"/>
-              <w:tblHeader w:val="0"/>
-            </w:trPr>
-            <w:tc>
-              <w:tcPr>
-                <w:shd w:fill="auto" w:val="clear"/>
-                <w:tcMar>
-                  <w:top w:w="100.0" w:type="dxa"/>
-                  <w:left w:w="100.0" w:type="dxa"/>
-                  <w:bottom w:w="100.0" w:type="dxa"/>
-                  <w:right w:w="100.0" w:type="dxa"/>
-                </w:tcMar>
-                <w:vAlign w:val="top"/>
-              </w:tcPr>
-              <w:p>
-                <w:pPr>
-                  <w:widowControl w:val="0"/>
-                  <w:spacing w:before="0" w:line="240" w:lineRule="auto"/>
-                  <w:ind w:left="0" w:firstLine="0"/>
-                  <w:rPr/>
-                </w:pPr>
-                <w:r>
-                  <w:rPr>
-                    <w:rtl w:val="0"/>
-                  </w:rPr>
-                </w:r>
-              </w:p>
-            </w:tc>
-            <w:tc>
-              <w:tcPr>
-                <w:tcBorders>
-                  <w:top w:color="000000" w:space="0" w:sz="8" w:val="single"/>
-                  <w:left w:color="000000" w:space="0" w:sz="8" w:val="single"/>
-                  <w:bottom w:color="000000" w:space="0" w:sz="8" w:val="single"/>
-                  <w:right w:color="000000" w:space="0" w:sz="8" w:val="single"/>
-                </w:tcBorders>
-                <w:tcMar>
-                  <w:top w:w="100.0" w:type="dxa"/>
-                  <w:left w:w="100.0" w:type="dxa"/>
-                  <w:bottom w:w="100.0" w:type="dxa"/>
-                  <w:right w:w="100.0" w:type="dxa"/>
-                </w:tcMar>
-                <w:vAlign w:val="top"/>
-              </w:tcPr>
-              <w:p>
-                <w:pPr>
-                  <w:widowControl w:val="0"/>
-                  <w:spacing w:before="0" w:line="240" w:lineRule="auto"/>
-                  <w:ind w:left="0" w:firstLine="0"/>
-                  <w:jc w:val="center"/>
-                  <w:rPr/>
-                </w:pPr>
-                <w:r>
-                  <w:rPr>
-                    <w:rtl w:val="0"/>
-                  </w:rPr>
-                  <w:t xml:space="preserve">8</w:t>
-                </w:r>
-              </w:p>
-            </w:tc>
-            <w:tc>
-              <w:tcPr>
-                <w:tcBorders>
-                  <w:top w:color="000000" w:space="0" w:sz="8" w:val="single"/>
-                  <w:left w:color="000000" w:space="0" w:sz="8" w:val="single"/>
-                  <w:bottom w:color="000000" w:space="0" w:sz="8" w:val="single"/>
-                  <w:right w:color="000000" w:space="0" w:sz="8" w:val="single"/>
-                </w:tcBorders>
-                <w:tcMar>
-                  <w:top w:w="100.0" w:type="dxa"/>
-                  <w:left w:w="100.0" w:type="dxa"/>
-                  <w:bottom w:w="100.0" w:type="dxa"/>
-                  <w:right w:w="100.0" w:type="dxa"/>
-                </w:tcMar>
-                <w:vAlign w:val="top"/>
-              </w:tcPr>
-              <w:p>
-                <w:pPr>
-                  <w:widowControl w:val="0"/>
-                  <w:spacing w:before="0" w:line="240" w:lineRule="auto"/>
-                  <w:ind w:left="0" w:firstLine="0"/>
-                  <w:rPr/>
-                </w:pPr>
-                <w:r>
-                  <w:rPr>
-                    <w:rtl w:val="0"/>
-                  </w:rPr>
-                  <w:t xml:space="preserve">La entidad </w:t>
-                </w:r>
-                <w:r>
-                  <w:rPr>
-                    <w:u w:val="single"/>
-                    <w:rtl w:val="0"/>
-                  </w:rPr>
-                  <w:t xml:space="preserve">Tarea</w:t>
-                </w:r>
-                <w:r>
-                  <w:rPr>
-                    <w:rtl w:val="0"/>
-                  </w:rPr>
-                  <w:t xml:space="preserve"> pasa los datos al </w:t>
-                </w:r>
-                <w:r>
-                  <w:rPr>
-                    <w:u w:val="single"/>
-                    <w:rtl w:val="0"/>
-                  </w:rPr>
-                  <w:t xml:space="preserve">ManejadorTarea</w:t>
-                </w:r>
-                <w:r>
-                  <w:rPr>
-                    <w:rtl w:val="0"/>
-                  </w:rPr>
-                  <w:t xml:space="preserve">, quien los devuelve a la </w:t>
-                </w:r>
-                <w:r>
-                  <w:rPr>
-                    <w:u w:val="single"/>
-                    <w:rtl w:val="0"/>
-                  </w:rPr>
-                  <w:t xml:space="preserve">InterfazUsuario</w:t>
-                </w:r>
-                <w:r>
-                  <w:rPr>
-                    <w:rtl w:val="0"/>
-                  </w:rPr>
-                  <w:t xml:space="preserve">.</w:t>
-                </w:r>
-              </w:p>
-            </w:tc>
-          </w:tr>
-          <w:tr>
-            <w:trPr>
-              <w:cantSplit w:val="0"/>
-              <w:trHeight w:val="773.935546875" w:hRule="atLeast"/>
-              <w:tblHeader w:val="0"/>
-            </w:trPr>
-            <w:tc>
-              <w:tcPr>
-                <w:shd w:fill="auto" w:val="clear"/>
-                <w:tcMar>
-                  <w:top w:w="100.0" w:type="dxa"/>
-                  <w:left w:w="100.0" w:type="dxa"/>
-                  <w:bottom w:w="100.0" w:type="dxa"/>
-                  <w:right w:w="100.0" w:type="dxa"/>
-                </w:tcMar>
-                <w:vAlign w:val="top"/>
-              </w:tcPr>
-              <w:p>
-                <w:pPr>
-                  <w:widowControl w:val="0"/>
-                  <w:spacing w:before="0" w:line="240" w:lineRule="auto"/>
-                  <w:ind w:left="0" w:firstLine="0"/>
-                  <w:rPr/>
-                </w:pPr>
-                <w:r>
-                  <w:rPr>
-                    <w:rtl w:val="0"/>
-                  </w:rPr>
-                </w:r>
-              </w:p>
-            </w:tc>
-            <w:tc>
-              <w:tcPr>
-                <w:tcBorders>
-                  <w:top w:color="000000" w:space="0" w:sz="8" w:val="single"/>
-                  <w:left w:color="000000" w:space="0" w:sz="8" w:val="single"/>
-                  <w:bottom w:color="000000" w:space="0" w:sz="8" w:val="single"/>
-                  <w:right w:color="000000" w:space="0" w:sz="8" w:val="single"/>
-                </w:tcBorders>
-                <w:tcMar>
-                  <w:top w:w="100.0" w:type="dxa"/>
-                  <w:left w:w="100.0" w:type="dxa"/>
-                  <w:bottom w:w="100.0" w:type="dxa"/>
-                  <w:right w:w="100.0" w:type="dxa"/>
-                </w:tcMar>
-                <w:vAlign w:val="top"/>
-              </w:tcPr>
-              <w:p>
-                <w:pPr>
-                  <w:widowControl w:val="0"/>
-                  <w:spacing w:before="0" w:line="240" w:lineRule="auto"/>
-                  <w:ind w:left="0" w:firstLine="0"/>
-                  <w:jc w:val="center"/>
-                  <w:rPr/>
-                </w:pPr>
-                <w:r>
-                  <w:rPr>
-                    <w:rtl w:val="0"/>
-                  </w:rPr>
-                  <w:t xml:space="preserve">9</w:t>
-                </w:r>
-              </w:p>
-            </w:tc>
-            <w:tc>
-              <w:tcPr>
-                <w:tcBorders>
-                  <w:top w:color="000000" w:space="0" w:sz="8" w:val="single"/>
-                  <w:left w:color="000000" w:space="0" w:sz="8" w:val="single"/>
-                  <w:bottom w:color="000000" w:space="0" w:sz="8" w:val="single"/>
-                  <w:right w:color="000000" w:space="0" w:sz="8" w:val="single"/>
-                </w:tcBorders>
-                <w:tcMar>
-                  <w:top w:w="100.0" w:type="dxa"/>
-                  <w:left w:w="100.0" w:type="dxa"/>
-                  <w:bottom w:w="100.0" w:type="dxa"/>
-                  <w:right w:w="100.0" w:type="dxa"/>
-                </w:tcMar>
-                <w:vAlign w:val="top"/>
-              </w:tcPr>
-              <w:p>
-                <w:pPr>
-                  <w:widowControl w:val="0"/>
-                  <w:spacing w:before="0" w:line="240" w:lineRule="auto"/>
-                  <w:ind w:left="0" w:firstLine="0"/>
-                  <w:rPr/>
-                </w:pPr>
-                <w:r>
-                  <w:rPr>
-                    <w:rtl w:val="0"/>
-                  </w:rPr>
-                  <w:t xml:space="preserve">La </w:t>
-                </w:r>
-                <w:r>
-                  <w:rPr>
-                    <w:u w:val="single"/>
-                    <w:rtl w:val="0"/>
-                  </w:rPr>
-                  <w:t xml:space="preserve">InterfazUsuario</w:t>
-                </w:r>
-                <w:r>
-                  <w:rPr>
-                    <w:rtl w:val="0"/>
-                  </w:rPr>
-                  <w:t xml:space="preserve"> solicita a la </w:t>
-                </w:r>
-                <w:r>
-                  <w:rPr>
-                    <w:u w:val="single"/>
-                    <w:rtl w:val="0"/>
-                  </w:rPr>
-                  <w:t xml:space="preserve">PantallaPlanificacion</w:t>
-                </w:r>
-                <w:r>
-                  <w:rPr>
-                    <w:rtl w:val="0"/>
-                  </w:rPr>
-                  <w:t xml:space="preserve"> mostrar las tareas en pantalla, incluyendo detalles como estado, responsable, fechas, duración y horas aplicadas.</w:t>
                 </w:r>
               </w:p>
             </w:tc>
@@ -3401,7 +3193,7 @@
                 <w:pPr>
                   <w:widowControl w:val="0"/>
                   <w:spacing w:before="0" w:line="240" w:lineRule="auto"/>
-                  <w:ind w:left="0" w:firstLine="0"/>
+                  <w:ind w:left="0"/>
                   <w:rPr/>
                 </w:pPr>
                 <w:r>
@@ -3427,7 +3219,7 @@
                 <w:pPr>
                   <w:widowControl w:val="0"/>
                   <w:spacing w:before="0" w:line="240" w:lineRule="auto"/>
-                  <w:ind w:left="0" w:firstLine="0"/>
+                  <w:ind w:left="0"/>
                   <w:rPr/>
                 </w:pPr>
                 <w:r>
@@ -3460,7 +3252,7 @@
                 <w:pPr>
                   <w:widowControl w:val="0"/>
                   <w:spacing w:before="0" w:line="240" w:lineRule="auto"/>
-                  <w:ind w:left="0" w:firstLine="0"/>
+                  <w:ind w:left="0"/>
                   <w:rPr/>
                 </w:pPr>
                 <w:r>
@@ -3472,12 +3264,7 @@
             </w:tc>
             <w:tc>
               <w:tcPr>
-                <w:tcBorders>
-                  <w:top w:color="000000" w:space="0" w:sz="8" w:val="single"/>
-                  <w:left w:color="000000" w:space="0" w:sz="8" w:val="single"/>
-                  <w:bottom w:color="000000" w:space="0" w:sz="8" w:val="single"/>
-                  <w:right w:color="000000" w:space="0" w:sz="8" w:val="single"/>
-                </w:tcBorders>
+                <w:shd w:fill="auto" w:val="clear"/>
                 <w:tcMar>
                   <w:top w:w="100.0" w:type="dxa"/>
                   <w:left w:w="100.0" w:type="dxa"/>
@@ -3490,25 +3277,20 @@
                 <w:pPr>
                   <w:widowControl w:val="0"/>
                   <w:spacing w:before="0" w:line="240" w:lineRule="auto"/>
-                  <w:ind w:left="0" w:firstLine="0"/>
+                  <w:ind w:left="0"/>
                   <w:rPr/>
                 </w:pPr>
                 <w:r>
                   <w:rPr>
                     <w:rtl w:val="0"/>
                   </w:rPr>
-                  <w:t xml:space="preserve">5a</w:t>
+                  <w:t xml:space="preserve">2a</w:t>
                 </w:r>
               </w:p>
             </w:tc>
             <w:tc>
               <w:tcPr>
-                <w:tcBorders>
-                  <w:top w:color="000000" w:space="0" w:sz="8" w:val="single"/>
-                  <w:left w:color="000000" w:space="0" w:sz="8" w:val="single"/>
-                  <w:bottom w:color="000000" w:space="0" w:sz="8" w:val="single"/>
-                  <w:right w:color="000000" w:space="0" w:sz="8" w:val="single"/>
-                </w:tcBorders>
+                <w:shd w:fill="auto" w:val="clear"/>
                 <w:tcMar>
                   <w:top w:w="100.0" w:type="dxa"/>
                   <w:left w:w="100.0" w:type="dxa"/>
@@ -3521,79 +3303,82 @@
                 <w:pPr>
                   <w:widowControl w:val="0"/>
                   <w:spacing w:before="0" w:line="240" w:lineRule="auto"/>
-                  <w:ind w:left="0" w:firstLine="0"/>
+                  <w:ind w:left="0"/>
+                  <w:rPr>
+                    <w:u w:val="single"/>
+                  </w:rPr>
+                </w:pPr>
+                <w:r>
+                  <w:rPr>
+                    <w:u w:val="single"/>
+                    <w:rtl w:val="0"/>
+                  </w:rPr>
+                  <w:t xml:space="preserve">Las tareas seleccionadas forman un ciclo de dependencia (bucle):</w:t>
+                </w:r>
+              </w:p>
+              <w:p>
+                <w:pPr>
+                  <w:widowControl w:val="0"/>
+                  <w:spacing w:before="0" w:line="240" w:lineRule="auto"/>
+                  <w:ind w:left="0"/>
                   <w:rPr/>
                 </w:pPr>
                 <w:r>
                   <w:rPr>
                     <w:rtl w:val="0"/>
                   </w:rPr>
-                  <w:t xml:space="preserve">No existen tareas registradas: la </w:t>
+                  <w:t xml:space="preserve">El </w:t>
                 </w:r>
                 <w:r>
                   <w:rPr>
                     <w:u w:val="single"/>
                     <w:rtl w:val="0"/>
                   </w:rPr>
-                  <w:t xml:space="preserve">InterfazBDD</w:t>
-                </w:r>
-                <w:r>
-                  <w:rPr>
-                    <w:rtl w:val="0"/>
-                  </w:rPr>
-                  <w:t xml:space="preserve"> devuelve un conjunto vacío, que la entidad </w:t>
+                  <w:t xml:space="preserve">ManejadorTarea</w:t>
+                </w:r>
+                <w:r>
+                  <w:rPr>
+                    <w:rtl w:val="0"/>
+                  </w:rPr>
+                  <w:t xml:space="preserve"> detecta un ciclo de dependencias, envía un mensaje de error a la </w:t>
                 </w:r>
                 <w:r>
                   <w:rPr>
                     <w:u w:val="single"/>
                     <w:rtl w:val="0"/>
                   </w:rPr>
-                  <w:t xml:space="preserve">Tarea</w:t>
-                </w:r>
-                <w:r>
-                  <w:rPr>
-                    <w:rtl w:val="0"/>
-                  </w:rPr>
-                  <w:t xml:space="preserve"> reenvía al </w:t>
+                  <w:t xml:space="preserve">InterfazUsuario</w:t>
+                </w:r>
+                <w:r>
+                  <w:rPr>
+                    <w:rtl w:val="0"/>
+                  </w:rPr>
+                  <w:t xml:space="preserve">. La </w:t>
                 </w:r>
                 <w:r>
                   <w:rPr>
                     <w:u w:val="single"/>
                     <w:rtl w:val="0"/>
                   </w:rPr>
-                  <w:t xml:space="preserve">ManejadorTarea</w:t>
-                </w:r>
-                <w:r>
-                  <w:rPr>
-                    <w:rtl w:val="0"/>
-                  </w:rPr>
-                  <w:t xml:space="preserve"> y luego a la </w:t>
-                </w:r>
-                <w:r>
-                  <w:rPr>
-                    <w:u w:val="single"/>
-                    <w:rtl w:val="0"/>
-                  </w:rPr>
-                  <w:t xml:space="preserve">InterfazUsuario</w:t>
-                </w:r>
-                <w:r>
-                  <w:rPr>
-                    <w:rtl w:val="0"/>
-                  </w:rPr>
-                  <w:t xml:space="preserve">. La </w:t>
-                </w:r>
-                <w:r>
-                  <w:rPr>
-                    <w:u w:val="single"/>
-                    <w:rtl w:val="0"/>
-                  </w:rPr>
-                  <w:t xml:space="preserve">PantallaPlanificacion</w:t>
-                </w:r>
-                <w:r>
-                  <w:rPr>
-                    <w:rtl w:val="0"/>
-                  </w:rPr>
-                  <w:t xml:space="preserve"> muestra el mensaje “No hay tareas que coincidan con los filtros”. Continúa en el CU15, paso 1.</w:t>
+                  <w:t xml:space="preserve">PantallaDependencias</w:t>
+                </w:r>
+                <w:r>
+                  <w:rPr>
+                    <w:rtl w:val="0"/>
+                  </w:rPr>
+                  <w:t xml:space="preserve"> muestra un mensaje: </w:t>
+                </w:r>
+                <w:r>
+                  <w:rPr>
+                    <w:i w:val="1"/>
+                    <w:rtl w:val="0"/>
+                  </w:rPr>
+                  <w:t xml:space="preserve">“No se pueden crear dependencias circulares.”</w:t>
+                </w:r>
+                <w:r>
+                  <w:rPr>
+                    <w:rtl w:val="0"/>
+                  </w:rPr>
                 </w:r>
               </w:p>
             </w:tc>
@@ -3619,7 +3404,7 @@
                 <w:pPr>
                   <w:widowControl w:val="0"/>
                   <w:spacing w:before="0" w:line="240" w:lineRule="auto"/>
-                  <w:ind w:left="0" w:firstLine="0"/>
+                  <w:ind w:left="0"/>
                   <w:rPr/>
                 </w:pPr>
                 <w:r>
@@ -3631,12 +3416,7 @@
             </w:tc>
             <w:tc>
               <w:tcPr>
-                <w:tcBorders>
-                  <w:top w:color="000000" w:space="0" w:sz="8" w:val="single"/>
-                  <w:left w:color="000000" w:space="0" w:sz="8" w:val="single"/>
-                  <w:bottom w:color="000000" w:space="0" w:sz="8" w:val="single"/>
-                  <w:right w:color="000000" w:space="0" w:sz="8" w:val="single"/>
-                </w:tcBorders>
+                <w:shd w:fill="auto" w:val="clear"/>
                 <w:tcMar>
                   <w:top w:w="100.0" w:type="dxa"/>
                   <w:left w:w="100.0" w:type="dxa"/>
@@ -3649,25 +3429,20 @@
                 <w:pPr>
                   <w:widowControl w:val="0"/>
                   <w:spacing w:before="0" w:line="240" w:lineRule="auto"/>
-                  <w:ind w:left="0" w:firstLine="0"/>
+                  <w:ind w:left="0"/>
                   <w:rPr/>
                 </w:pPr>
                 <w:r>
                   <w:rPr>
                     <w:rtl w:val="0"/>
                   </w:rPr>
-                  <w:t xml:space="preserve">6a</w:t>
+                  <w:t xml:space="preserve">3a</w:t>
                 </w:r>
               </w:p>
             </w:tc>
             <w:tc>
               <w:tcPr>
-                <w:tcBorders>
-                  <w:top w:color="000000" w:space="0" w:sz="8" w:val="single"/>
-                  <w:left w:color="000000" w:space="0" w:sz="8" w:val="single"/>
-                  <w:bottom w:color="000000" w:space="0" w:sz="8" w:val="single"/>
-                  <w:right w:color="000000" w:space="0" w:sz="8" w:val="single"/>
-                </w:tcBorders>
+                <w:shd w:fill="auto" w:val="clear"/>
                 <w:tcMar>
                   <w:top w:w="100.0" w:type="dxa"/>
                   <w:left w:w="100.0" w:type="dxa"/>
@@ -3680,105 +3455,265 @@
                 <w:pPr>
                   <w:widowControl w:val="0"/>
                   <w:spacing w:before="0" w:line="240" w:lineRule="auto"/>
-                  <w:ind w:left="0" w:firstLine="0"/>
-                  <w:rPr/>
+                  <w:ind w:left="0"/>
+                  <w:rPr>
+                    <w:u w:val="single"/>
+                  </w:rPr>
                 </w:pPr>
                 <w:r>
                   <w:rPr>
                     <w:rtl w:val="0"/>
                   </w:rPr>
-                  <w:t xml:space="preserve">Error de conexión con la BDD: la </w:t>
-                </w:r>
-                <w:r>
+                </w:r>
+              </w:p>
+              <w:tbl>
+                <w:tblPr>
+                  <w:tblStyle w:val="Table2"/>
+                  <w:tblW w:w="230.0" w:type="dxa"/>
+                  <w:jc w:val="left"/>
+                  <w:tblBorders>
+                    <w:top w:color="000000" w:space="0" w:sz="0" w:val="nil"/>
+                    <w:left w:color="000000" w:space="0" w:sz="0" w:val="nil"/>
+                    <w:bottom w:color="000000" w:space="0" w:sz="0" w:val="nil"/>
+                    <w:right w:color="000000" w:space="0" w:sz="0" w:val="nil"/>
+                    <w:insideH w:color="000000" w:space="0" w:sz="0" w:val="nil"/>
+                    <w:insideV w:color="000000" w:space="0" w:sz="0" w:val="nil"/>
+                  </w:tblBorders>
+                  <w:tblLayout w:type="fixed"/>
+                  <w:tblLook w:val="0600"/>
+                </w:tblPr>
+                <w:tblGrid>
+                  <w:gridCol w:w="230"/>
+                  <w:tblGridChange w:id="0">
+                    <w:tblGrid>
+                      <w:gridCol w:w="230"/>
+                    </w:tblGrid>
+                  </w:tblGridChange>
+                </w:tblGrid>
+                <w:tr>
+                  <w:trPr>
+                    <w:cantSplit w:val="0"/>
+                    <w:trHeight w:val="230" w:hRule="atLeast"/>
+                    <w:tblHeader w:val="0"/>
+                  </w:trPr>
+                  <w:tc>
+                    <w:tcPr>
+                      <w:tcBorders>
+                        <w:top w:color="000000" w:space="0" w:sz="0" w:val="nil"/>
+                        <w:left w:color="000000" w:space="0" w:sz="0" w:val="nil"/>
+                        <w:bottom w:color="000000" w:space="0" w:sz="0" w:val="nil"/>
+                        <w:right w:color="000000" w:space="0" w:sz="0" w:val="nil"/>
+                      </w:tcBorders>
+                      <w:tcMar>
+                        <w:top w:w="100.0" w:type="dxa"/>
+                        <w:left w:w="100.0" w:type="dxa"/>
+                        <w:bottom w:w="100.0" w:type="dxa"/>
+                        <w:right w:w="100.0" w:type="dxa"/>
+                      </w:tcMar>
+                      <w:vAlign w:val="top"/>
+                    </w:tcPr>
+                    <w:p>
+                      <w:pPr>
+                        <w:widowControl w:val="0"/>
+                        <w:spacing w:before="0" w:line="240" w:lineRule="auto"/>
+                        <w:ind w:left="0"/>
+                        <w:rPr/>
+                      </w:pPr>
+                      <w:r>
+                        <w:rPr>
+                          <w:rtl w:val="0"/>
+                        </w:rPr>
+                      </w:r>
+                    </w:p>
+                  </w:tc>
+                </w:tr>
+              </w:tbl>
+              <w:p>
+                <w:pPr>
+                  <w:widowControl w:val="0"/>
+                  <w:spacing w:before="0" w:line="240" w:lineRule="auto"/>
+                  <w:ind w:left="0"/>
                   <w:rPr>
                     <w:u w:val="single"/>
-                    <w:rtl w:val="0"/>
-                  </w:rPr>
-                  <w:t xml:space="preserve">InterfazBDD</w:t>
-                </w:r>
-                <w:r>
-                  <w:rPr>
-                    <w:rtl w:val="0"/>
-                  </w:rPr>
-                  <w:t xml:space="preserve"> no puede acceder a la base de datos y envía un mensaje de error a la entidad </w:t>
-                </w:r>
-                <w:r>
+                  </w:rPr>
+                </w:pPr>
+                <w:r>
+                  <w:rPr>
+                    <w:rtl w:val="0"/>
+                  </w:rPr>
+                </w:r>
+              </w:p>
+              <w:tbl>
+                <w:tblPr>
+                  <w:tblStyle w:val="Table3"/>
+                  <w:tblW w:w="6210.0" w:type="dxa"/>
+                  <w:jc w:val="left"/>
+                  <w:tblBorders>
+                    <w:top w:color="000000" w:space="0" w:sz="0" w:val="nil"/>
+                    <w:left w:color="000000" w:space="0" w:sz="0" w:val="nil"/>
+                    <w:bottom w:color="000000" w:space="0" w:sz="0" w:val="nil"/>
+                    <w:right w:color="000000" w:space="0" w:sz="0" w:val="nil"/>
+                    <w:insideH w:color="000000" w:space="0" w:sz="0" w:val="nil"/>
+                    <w:insideV w:color="000000" w:space="0" w:sz="0" w:val="nil"/>
+                  </w:tblBorders>
+                  <w:tblLayout w:type="fixed"/>
+                  <w:tblLook w:val="0600"/>
+                </w:tblPr>
+                <w:tblGrid>
+                  <w:gridCol w:w="6210"/>
+                  <w:tblGridChange w:id="0">
+                    <w:tblGrid>
+                      <w:gridCol w:w="6210"/>
+                    </w:tblGrid>
+                  </w:tblGridChange>
+                </w:tblGrid>
+                <w:tr>
+                  <w:trPr>
+                    <w:cantSplit w:val="0"/>
+                    <w:trHeight w:val="785" w:hRule="atLeast"/>
+                    <w:tblHeader w:val="0"/>
+                  </w:trPr>
+                  <w:tc>
+                    <w:tcPr>
+                      <w:tcBorders>
+                        <w:top w:color="000000" w:space="0" w:sz="0" w:val="nil"/>
+                        <w:left w:color="000000" w:space="0" w:sz="0" w:val="nil"/>
+                        <w:bottom w:color="000000" w:space="0" w:sz="0" w:val="nil"/>
+                        <w:right w:color="000000" w:space="0" w:sz="0" w:val="nil"/>
+                      </w:tcBorders>
+                      <w:tcMar>
+                        <w:top w:w="100.0" w:type="dxa"/>
+                        <w:left w:w="100.0" w:type="dxa"/>
+                        <w:bottom w:w="100.0" w:type="dxa"/>
+                        <w:right w:w="100.0" w:type="dxa"/>
+                      </w:tcMar>
+                      <w:vAlign w:val="top"/>
+                    </w:tcPr>
+                    <w:p>
+                      <w:pPr>
+                        <w:widowControl w:val="0"/>
+                        <w:spacing w:before="0" w:line="240" w:lineRule="auto"/>
+                        <w:ind w:left="0"/>
+                        <w:rPr>
+                          <w:u w:val="single"/>
+                        </w:rPr>
+                      </w:pPr>
+                      <w:r>
+                        <w:rPr>
+                          <w:u w:val="single"/>
+                          <w:rtl w:val="0"/>
+                        </w:rPr>
+                        <w:t xml:space="preserve">Error de conexión con la BDD:</w:t>
+                      </w:r>
+                    </w:p>
+                    <w:p>
+                      <w:pPr>
+                        <w:widowControl w:val="0"/>
+                        <w:spacing w:before="0" w:line="240" w:lineRule="auto"/>
+                        <w:ind w:left="0"/>
+                        <w:rPr/>
+                      </w:pPr>
+                      <w:r>
+                        <w:rPr>
+                          <w:rtl w:val="0"/>
+                        </w:rPr>
+                        <w:t xml:space="preserve">La </w:t>
+                      </w:r>
+                      <w:r>
+                        <w:rPr>
+                          <w:u w:val="single"/>
+                          <w:rtl w:val="0"/>
+                        </w:rPr>
+                        <w:t xml:space="preserve">InterfazBDD</w:t>
+                      </w:r>
+                      <w:r>
+                        <w:rPr>
+                          <w:rtl w:val="0"/>
+                        </w:rPr>
+                        <w:t xml:space="preserve"> no logra conectarse con la BDD y retorna un mensaje de error al </w:t>
+                      </w:r>
+                      <w:r>
+                        <w:rPr>
+                          <w:u w:val="single"/>
+                          <w:rtl w:val="0"/>
+                        </w:rPr>
+                        <w:t xml:space="preserve">ManejadorTarea</w:t>
+                      </w:r>
+                      <w:r>
+                        <w:rPr>
+                          <w:rtl w:val="0"/>
+                        </w:rPr>
+                        <w:t xml:space="preserve">. El </w:t>
+                      </w:r>
+                      <w:r>
+                        <w:rPr>
+                          <w:u w:val="single"/>
+                          <w:rtl w:val="0"/>
+                        </w:rPr>
+                        <w:t xml:space="preserve">ManejadorTarea</w:t>
+                      </w:r>
+                      <w:r>
+                        <w:rPr>
+                          <w:rtl w:val="0"/>
+                        </w:rPr>
+                        <w:t xml:space="preserve"> envía el mensaje a la </w:t>
+                      </w:r>
+                      <w:r>
+                        <w:rPr>
+                          <w:u w:val="single"/>
+                          <w:rtl w:val="0"/>
+                        </w:rPr>
+                        <w:t xml:space="preserve">InterfazUsuario</w:t>
+                      </w:r>
+                      <w:r>
+                        <w:rPr>
+                          <w:rtl w:val="0"/>
+                        </w:rPr>
+                        <w:t xml:space="preserve"> y ésta solicita mostrar el mensaje en la </w:t>
+                      </w:r>
+                      <w:r>
+                        <w:rPr>
+                          <w:u w:val="single"/>
+                          <w:rtl w:val="0"/>
+                        </w:rPr>
+                        <w:t xml:space="preserve">PantallaTareas</w:t>
+                      </w:r>
+                      <w:r>
+                        <w:rPr>
+                          <w:rtl w:val="0"/>
+                        </w:rPr>
+                        <w:t xml:space="preserve">. La </w:t>
+                      </w:r>
+                      <w:r>
+                        <w:rPr>
+                          <w:u w:val="single"/>
+                          <w:rtl w:val="0"/>
+                        </w:rPr>
+                        <w:t xml:space="preserve">PantallaTareas</w:t>
+                      </w:r>
+                      <w:r>
+                        <w:rPr>
+                          <w:rtl w:val="0"/>
+                        </w:rPr>
+                        <w:t xml:space="preserve"> muestra el mensaje de error.</w:t>
+                      </w:r>
+                    </w:p>
+                  </w:tc>
+                </w:tr>
+              </w:tbl>
+              <w:p>
+                <w:pPr>
+                  <w:widowControl w:val="0"/>
+                  <w:spacing w:before="0" w:line="240" w:lineRule="auto"/>
+                  <w:ind w:left="0"/>
                   <w:rPr>
                     <w:u w:val="single"/>
-                    <w:rtl w:val="0"/>
-                  </w:rPr>
-                  <w:t xml:space="preserve">Tarea</w:t>
-                </w:r>
-                <w:r>
-                  <w:rPr>
-                    <w:rtl w:val="0"/>
-                  </w:rPr>
-                  <w:t xml:space="preserve">,que lo reenvía al </w:t>
-                </w:r>
-                <w:r>
-                  <w:rPr>
-                    <w:u w:val="single"/>
-                    <w:rtl w:val="0"/>
-                  </w:rPr>
-                  <w:t xml:space="preserve">ManejadorTarea</w:t>
-                </w:r>
-                <w:r>
-                  <w:rPr>
-                    <w:rtl w:val="0"/>
-                  </w:rPr>
-                  <w:t xml:space="preserve">, luego a la </w:t>
-                </w:r>
-                <w:r>
-                  <w:rPr>
-                    <w:u w:val="single"/>
-                    <w:rtl w:val="0"/>
-                  </w:rPr>
-                  <w:t xml:space="preserve">InterfazUsuario</w:t>
-                </w:r>
-                <w:r>
-                  <w:rPr>
-                    <w:rtl w:val="0"/>
-                  </w:rPr>
-                  <w:t xml:space="preserve">. La </w:t>
-                </w:r>
-                <w:r>
-                  <w:rPr>
-                    <w:u w:val="single"/>
-                    <w:rtl w:val="0"/>
-                  </w:rPr>
-                  <w:t xml:space="preserve">InterfazUsuario</w:t>
-                </w:r>
-                <w:r>
-                  <w:rPr>
-                    <w:rtl w:val="0"/>
-                  </w:rPr>
-                  <w:t xml:space="preserve"> envía el evento desplegarMensajeError a la </w:t>
-                </w:r>
-                <w:r>
-                  <w:rPr>
-                    <w:u w:val="single"/>
-                    <w:rtl w:val="0"/>
-                  </w:rPr>
-                  <w:t xml:space="preserve">PantallaPlanificacion</w:t>
-                </w:r>
-                <w:r>
-                  <w:rPr>
-                    <w:rtl w:val="0"/>
-                  </w:rPr>
-                  <w:t xml:space="preserve">. La  </w:t>
-                </w:r>
-                <w:r>
-                  <w:rPr>
-                    <w:u w:val="single"/>
-                    <w:rtl w:val="0"/>
-                  </w:rPr>
-                  <w:t xml:space="preserve">PantallaPlanificacion</w:t>
-                </w:r>
-                <w:r>
-                  <w:rPr>
-                    <w:rtl w:val="0"/>
-                  </w:rPr>
-                  <w:t xml:space="preserve"> muestra el mensaje “Error al cargar las tareas. Intente nuevamente”</w:t>
+                  </w:rPr>
+                </w:pPr>
+                <w:r>
+                  <w:rPr>
+                    <w:rtl w:val="0"/>
+                  </w:rPr>
                 </w:r>
               </w:p>
             </w:tc>
@@ -3788,14 +3723,8 @@
     </w:sdt>
     <w:p>
       <w:pPr>
-        <w:spacing w:before="0" w:lineRule="auto"/>
         <w:ind w:left="0" w:firstLine="0"/>
-        <w:rPr>
-          <w:rFonts w:ascii="Arial" w:cs="Arial" w:eastAsia="Arial" w:hAnsi="Arial"/>
-          <w:color w:val="000000"/>
-          <w:sz w:val="22"/>
-          <w:szCs w:val="22"/>
-        </w:rPr>
+        <w:rPr/>
       </w:pPr>
       <w:r>
         <w:rPr>
@@ -3805,12 +3734,8 @@
     </w:p>
     <w:p>
       <w:pPr>
-        <w:spacing w:before="0" w:lineRule="auto"/>
-        <w:ind w:left="0" w:firstLine="0"/>
-        <w:rPr>
-          <w:i w:val="1"/>
-          <w:color w:val="548dd4"/>
-        </w:rPr>
+        <w:ind w:firstLine="357"/>
+        <w:rPr/>
       </w:pPr>
       <w:r>
         <w:rPr>
@@ -3824,56 +3749,60 @@
         <w:keepNext w:val="1"/>
         <w:keepLines w:val="1"/>
         <w:ind w:left="0" w:firstLine="0"/>
-        <w:rPr/>
+        <w:rPr>
+          <w:vertAlign w:val="baseline"/>
+        </w:rPr>
       </w:pPr>
-      <w:bookmarkStart w:colFirst="0" w:colLast="0" w:name="_heading=h.vkma0q1ihyro" w:id="1"/>
-      <w:bookmarkEnd w:id="1"/>
-      <w:r>
-        <w:rPr>
-          <w:rtl w:val="0"/>
-        </w:rPr>
-      </w:r>
-    </w:p>
-    <w:p>
-      <w:pPr>
-        <w:ind w:firstLine="357"/>
-        <w:rPr/>
-      </w:pPr>
-      <w:r>
-        <w:rPr>
-          <w:rtl w:val="0"/>
-        </w:rPr>
-      </w:r>
-    </w:p>
-    <w:p>
-      <w:pPr>
-        <w:ind w:firstLine="357"/>
-        <w:rPr/>
-      </w:pPr>
-      <w:r>
-        <w:rPr>
-          <w:rtl w:val="0"/>
-        </w:rPr>
-      </w:r>
-    </w:p>
-    <w:p>
-      <w:pPr>
-        <w:pStyle w:val="Heading1"/>
-        <w:keepNext w:val="1"/>
-        <w:keepLines w:val="1"/>
-        <w:ind w:left="0" w:firstLine="0"/>
-        <w:rPr>
-          <w:vertAlign w:val="baseline"/>
-        </w:rPr>
-      </w:pPr>
-      <w:bookmarkStart w:colFirst="0" w:colLast="0" w:name="_heading=h.8606iud146lw" w:id="2"/>
-      <w:bookmarkEnd w:id="2"/>
+      <w:bookmarkStart w:colFirst="0" w:colLast="0" w:name="_heading=h.8606iud146lw" w:id="3"/>
+      <w:bookmarkEnd w:id="3"/>
       <w:r>
         <w:rPr>
           <w:vertAlign w:val="baseline"/>
           <w:rtl w:val="0"/>
         </w:rPr>
         <w:t xml:space="preserve">Diagrama de Secuencia</w:t>
+      </w:r>
+      <w:r>
+        <w:drawing>
+          <wp:anchor allowOverlap="1" behindDoc="0" distB="114300" distT="114300" distL="114300" distR="114300" hidden="0" layoutInCell="1" locked="0" relativeHeight="0" simplePos="0">
+            <wp:simplePos x="0" y="0"/>
+            <wp:positionH relativeFrom="column">
+              <wp:posOffset>-866774</wp:posOffset>
+            </wp:positionH>
+            <wp:positionV relativeFrom="paragraph">
+              <wp:posOffset>636498</wp:posOffset>
+            </wp:positionV>
+            <wp:extent cx="7125653" cy="4670515"/>
+            <wp:effectExtent b="0" l="0" r="0" t="0"/>
+            <wp:wrapSquare wrapText="bothSides" distB="114300" distT="114300" distL="114300" distR="114300"/>
+            <wp:docPr id="101" name="image17.png"/>
+            <a:graphic>
+              <a:graphicData uri="http://schemas.openxmlformats.org/drawingml/2006/picture">
+                <pic:pic>
+                  <pic:nvPicPr>
+                    <pic:cNvPr id="0" name="image17.png"/>
+                    <pic:cNvPicPr preferRelativeResize="0"/>
+                  </pic:nvPicPr>
+                  <pic:blipFill>
+                    <a:blip r:embed="rId13"/>
+                    <a:srcRect b="0" l="0" r="0" t="0"/>
+                    <a:stretch>
+                      <a:fillRect/>
+                    </a:stretch>
+                  </pic:blipFill>
+                  <pic:spPr>
+                    <a:xfrm>
+                      <a:off x="0" y="0"/>
+                      <a:ext cx="7125653" cy="4670515"/>
+                    </a:xfrm>
+                    <a:prstGeom prst="rect"/>
+                    <a:ln/>
+                  </pic:spPr>
+                </pic:pic>
+              </a:graphicData>
+            </a:graphic>
+          </wp:anchor>
+        </w:drawing>
       </w:r>
     </w:p>
     <w:p>
@@ -4187,8 +4116,8 @@
       </w:r>
     </w:p>
     <w:sectPr>
-      <w:headerReference r:id="rId10" w:type="default"/>
-      <w:footerReference r:id="rId11" w:type="default"/>
+      <w:headerReference r:id="rId14" w:type="default"/>
+      <w:footerReference r:id="rId15" w:type="default"/>
       <w:pgSz w:h="16838" w:w="11906" w:orient="portrait"/>
       <w:pgMar w:bottom="1417" w:top="1535" w:left="1701" w:right="1701" w:header="567" w:footer="572"/>
       <w:pgNumType w:start="1"/>
@@ -4196,6 +4125,68 @@
     </w:sectPr>
   </w:body>
 </w:document>
+</file>
+
+<file path=word/comments.xml><?xml version="1.0" encoding="utf-8"?>
+<w:comments xmlns:mc="http://schemas.openxmlformats.org/markup-compatibility/2006" xmlns:o="urn:schemas-microsoft-com:office:office" xmlns:r="http://schemas.openxmlformats.org/officeDocument/2006/relationships" xmlns:m="http://schemas.openxmlformats.org/officeDocument/2006/math" xmlns:v="urn:schemas-microsoft-com:vml" xmlns:wp="http://schemas.openxmlformats.org/drawingml/2006/wordprocessingDrawing" xmlns:w10="urn:schemas-microsoft-com:office:word" xmlns:w="http://schemas.openxmlformats.org/wordprocessingml/2006/main" xmlns:wne="http://schemas.microsoft.com/office/word/2006/wordml" xmlns:sl="http://schemas.openxmlformats.org/schemaLibrary/2006/main" xmlns:a="http://schemas.openxmlformats.org/drawingml/2006/main" xmlns:pic="http://schemas.openxmlformats.org/drawingml/2006/picture" xmlns:c="http://schemas.openxmlformats.org/drawingml/2006/chart" xmlns:lc="http://schemas.openxmlformats.org/drawingml/2006/lockedCanvas" xmlns:dgm="http://schemas.openxmlformats.org/drawingml/2006/diagram" xmlns:wps="http://schemas.microsoft.com/office/word/2010/wordprocessingShape" xmlns:wpg="http://schemas.microsoft.com/office/word/2010/wordprocessingGroup" xmlns:w14="http://schemas.microsoft.com/office/word/2010/wordml" xmlns:w15="http://schemas.microsoft.com/office/word/2012/wordml" xmlns:w16="http://schemas.microsoft.com/office/word/2018/wordml" xmlns:w16cex="http://schemas.microsoft.com/office/word/2018/wordml/cex" xmlns:w16cid="http://schemas.microsoft.com/office/word/2016/wordml/cid" xmlns="http://schemas.microsoft.com/office/tasks/2019/documenttasks" xmlns:cr="http://schemas.microsoft.com/office/comments/2020/reactions">
+  <w:comment w:author="Agustina Maldonado" w:id="0" w:date="2025-11-04T13:23:49Z">
+    <w:p>
+      <w:pPr>
+        <w:keepNext w:val="0"/>
+        <w:keepLines w:val="0"/>
+        <w:pageBreakBefore w:val="0"/>
+        <w:widowControl w:val="0"/>
+        <w:pBdr>
+          <w:top w:space="0" w:sz="0" w:val="nil"/>
+          <w:left w:space="0" w:sz="0" w:val="nil"/>
+          <w:bottom w:space="0" w:sz="0" w:val="nil"/>
+          <w:right w:space="0" w:sz="0" w:val="nil"/>
+          <w:between w:space="0" w:sz="0" w:val="nil"/>
+        </w:pBdr>
+        <w:shd w:fill="auto" w:val="clear"/>
+        <w:spacing w:after="0" w:before="0" w:line="240" w:lineRule="auto"/>
+        <w:ind w:left="0" w:right="0" w:firstLine="0"/>
+        <w:jc w:val="left"/>
+        <w:rPr>
+          <w:rFonts w:ascii="Arial" w:cs="Arial" w:eastAsia="Arial" w:hAnsi="Arial"/>
+          <w:b w:val="0"/>
+          <w:i w:val="0"/>
+          <w:smallCaps w:val="0"/>
+          <w:strike w:val="0"/>
+          <w:color w:val="000000"/>
+          <w:sz w:val="22"/>
+          <w:szCs w:val="22"/>
+          <w:u w:val="none"/>
+          <w:shd w:fill="auto" w:val="clear"/>
+          <w:vertAlign w:val="baseline"/>
+        </w:rPr>
+      </w:pPr>
+      <w:r>
+        <w:rPr>
+          <w:rFonts w:ascii="Arial" w:cs="Arial" w:eastAsia="Arial" w:hAnsi="Arial"/>
+          <w:b w:val="0"/>
+          <w:i w:val="0"/>
+          <w:smallCaps w:val="0"/>
+          <w:strike w:val="0"/>
+          <w:color w:val="000000"/>
+          <w:sz w:val="22"/>
+          <w:szCs w:val="22"/>
+          <w:u w:val="none"/>
+          <w:shd w:fill="auto" w:val="clear"/>
+          <w:vertAlign w:val="baseline"/>
+          <w:rtl w:val="0"/>
+        </w:rPr>
+        <w:t xml:space="preserve">(por ejemplo, una tarea que dependa de sí misma)</w:t>
+      </w:r>
+    </w:p>
+  </w:comment>
+</w:comments>
+</file>
+
+<file path=word/commentsExtended.xml><?xml version="1.0" encoding="utf-8"?>
+<w15:commentsEx xmlns:mc="http://schemas.openxmlformats.org/markup-compatibility/2006" xmlns:o="urn:schemas-microsoft-com:office:office" xmlns:r="http://schemas.openxmlformats.org/officeDocument/2006/relationships" xmlns:m="http://schemas.openxmlformats.org/officeDocument/2006/math" xmlns:v="urn:schemas-microsoft-com:vml" xmlns:wp="http://schemas.openxmlformats.org/drawingml/2006/wordprocessingDrawing" xmlns:w10="urn:schemas-microsoft-com:office:word" xmlns:w="http://schemas.openxmlformats.org/wordprocessingml/2006/main" xmlns:wne="http://schemas.microsoft.com/office/word/2006/wordml" xmlns:sl="http://schemas.openxmlformats.org/schemaLibrary/2006/main" xmlns:a="http://schemas.openxmlformats.org/drawingml/2006/main" xmlns:pic="http://schemas.openxmlformats.org/drawingml/2006/picture" xmlns:c="http://schemas.openxmlformats.org/drawingml/2006/chart" xmlns:lc="http://schemas.openxmlformats.org/drawingml/2006/lockedCanvas" xmlns:dgm="http://schemas.openxmlformats.org/drawingml/2006/diagram" xmlns:wps="http://schemas.microsoft.com/office/word/2010/wordprocessingShape" xmlns:wpg="http://schemas.microsoft.com/office/word/2010/wordprocessingGroup" xmlns:w14="http://schemas.microsoft.com/office/word/2010/wordml" xmlns:w15="http://schemas.microsoft.com/office/word/2012/wordml" xmlns:w16="http://schemas.microsoft.com/office/word/2018/wordml" xmlns:w16cex="http://schemas.microsoft.com/office/word/2018/wordml/cex" xmlns:w16cid="http://schemas.microsoft.com/office/word/2016/wordml/cid" xmlns="http://schemas.microsoft.com/office/tasks/2019/documenttasks" xmlns:cr="http://schemas.microsoft.com/office/comments/2020/reactions">
+  <w15:commentEx w15:paraId="0000006A" w15:done="0"/>
+</w15:commentsEx>
 </file>
 
 <file path=word/footer1.xml><?xml version="1.0" encoding="utf-8"?>
@@ -4546,12 +4537,12 @@
               <wp:extent cx="7549515" cy="815340"/>
               <wp:effectExtent b="0" l="0" r="0" t="0"/>
               <wp:wrapNone/>
-              <wp:docPr id="89" name="image4.png"/>
+              <wp:docPr id="89" name="image3.png"/>
               <a:graphic>
                 <a:graphicData uri="http://schemas.openxmlformats.org/drawingml/2006/picture">
                   <pic:pic>
                     <pic:nvPicPr>
-                      <pic:cNvPr id="0" name="image4.png"/>
+                      <pic:cNvPr id="0" name="image3.png"/>
                       <pic:cNvPicPr preferRelativeResize="0"/>
                     </pic:nvPicPr>
                     <pic:blipFill>
@@ -4653,12 +4644,12 @@
               <wp:extent cx="141605" cy="862965"/>
               <wp:effectExtent b="0" l="0" r="0" t="0"/>
               <wp:wrapNone/>
-              <wp:docPr id="100" name="image15.png"/>
+              <wp:docPr id="100" name="image16.png"/>
               <a:graphic>
                 <a:graphicData uri="http://schemas.openxmlformats.org/drawingml/2006/picture">
                   <pic:pic>
                     <pic:nvPicPr>
-                      <pic:cNvPr id="0" name="image15.png"/>
+                      <pic:cNvPr id="0" name="image16.png"/>
                       <pic:cNvPicPr preferRelativeResize="0"/>
                     </pic:nvPicPr>
                     <pic:blipFill>
@@ -4760,12 +4751,12 @@
               <wp:extent cx="141605" cy="849630"/>
               <wp:effectExtent b="0" l="0" r="0" t="0"/>
               <wp:wrapNone/>
-              <wp:docPr id="96" name="image11.png"/>
+              <wp:docPr id="96" name="image12.png"/>
               <a:graphic>
                 <a:graphicData uri="http://schemas.openxmlformats.org/drawingml/2006/picture">
                   <pic:pic>
                     <pic:nvPicPr>
-                      <pic:cNvPr id="0" name="image11.png"/>
+                      <pic:cNvPr id="0" name="image12.png"/>
                       <pic:cNvPicPr preferRelativeResize="0"/>
                     </pic:nvPicPr>
                     <pic:blipFill>
@@ -5361,12 +5352,12 @@
               <wp:extent cx="7549515" cy="815340"/>
               <wp:effectExtent b="0" l="0" r="0" t="0"/>
               <wp:wrapNone/>
-              <wp:docPr id="93" name="image8.png"/>
+              <wp:docPr id="93" name="image9.png"/>
               <a:graphic>
                 <a:graphicData uri="http://schemas.openxmlformats.org/drawingml/2006/picture">
                   <pic:pic>
                     <pic:nvPicPr>
-                      <pic:cNvPr id="0" name="image8.png"/>
+                      <pic:cNvPr id="0" name="image9.png"/>
                       <pic:cNvPicPr preferRelativeResize="0"/>
                     </pic:nvPicPr>
                     <pic:blipFill>
@@ -5408,12 +5399,12 @@
           <wp:extent cx="669290" cy="669290"/>
           <wp:effectExtent b="0" l="0" r="0" t="0"/>
           <wp:wrapSquare wrapText="bothSides" distB="0" distT="0" distL="114300" distR="114300"/>
-          <wp:docPr descr="psi-negro.png" id="101" name="image2.png"/>
+          <wp:docPr descr="psi-negro.png" id="102" name="image1.png"/>
           <a:graphic>
             <a:graphicData uri="http://schemas.openxmlformats.org/drawingml/2006/picture">
               <pic:pic>
                 <pic:nvPicPr>
-                  <pic:cNvPr descr="psi-negro.png" id="0" name="image2.png"/>
+                  <pic:cNvPr descr="psi-negro.png" id="0" name="image1.png"/>
                   <pic:cNvPicPr preferRelativeResize="0"/>
                 </pic:nvPicPr>
                 <pic:blipFill>
@@ -5453,12 +5444,12 @@
           <wp:extent cx="425450" cy="666750"/>
           <wp:effectExtent b="0" l="0" r="0" t="0"/>
           <wp:wrapSquare wrapText="bothSides" distB="0" distT="0" distL="114300" distR="114300"/>
-          <wp:docPr descr="UNPA.JPG" id="102" name="image3.jpg"/>
+          <wp:docPr descr="UNPA.JPG" id="103" name="image4.jpg"/>
           <a:graphic>
             <a:graphicData uri="http://schemas.openxmlformats.org/drawingml/2006/picture">
               <pic:pic>
                 <pic:nvPicPr>
-                  <pic:cNvPr descr="UNPA.JPG" id="0" name="image3.jpg"/>
+                  <pic:cNvPr descr="UNPA.JPG" id="0" name="image4.jpg"/>
                   <pic:cNvPicPr preferRelativeResize="0"/>
                 </pic:nvPicPr>
                 <pic:blipFill>
@@ -5671,12 +5662,12 @@
               <wp:extent cx="141605" cy="850265"/>
               <wp:effectExtent b="0" l="0" r="0" t="0"/>
               <wp:wrapNone/>
-              <wp:docPr id="94" name="image9.png"/>
+              <wp:docPr id="94" name="image10.png"/>
               <a:graphic>
                 <a:graphicData uri="http://schemas.openxmlformats.org/drawingml/2006/picture">
                   <pic:pic>
                     <pic:nvPicPr>
-                      <pic:cNvPr id="0" name="image9.png"/>
+                      <pic:cNvPr id="0" name="image10.png"/>
                       <pic:cNvPicPr preferRelativeResize="0"/>
                     </pic:nvPicPr>
                     <pic:blipFill>
@@ -6791,6 +6782,22 @@
     <w:tblPr>
       <w:tblStyleRowBandSize w:val="1"/>
       <w:tblStyleColBandSize w:val="1"/>
+    </w:tblPr>
+  </w:style>
+  <w:style w:type="table" w:styleId="Table2">
+    <w:basedOn w:val="TableNormal"/>
+    <w:tblPr>
+      <w:tblStyleRowBandSize w:val="1"/>
+      <w:tblStyleColBandSize w:val="1"/>
+      <w:tblCellMar/>
+    </w:tblPr>
+  </w:style>
+  <w:style w:type="table" w:styleId="Table3">
+    <w:basedOn w:val="TableNormal"/>
+    <w:tblPr>
+      <w:tblStyleRowBandSize w:val="1"/>
+      <w:tblStyleColBandSize w:val="1"/>
+      <w:tblCellMar/>
     </w:tblPr>
   </w:style>
 </w:styles>
@@ -7081,7 +7088,7 @@
 
 <file path=customXML/item1.xml><?xml version="1.0" encoding="utf-8"?>
 <go:gDocsCustomXmlDataStorage xmlns:go="http://customooxmlschemas.google.com/" xmlns:r="http://schemas.openxmlformats.org/officeDocument/2006/relationships" uri="GoogleDocsCustomDataVersion2">
-  <go:docsCustomData xmlns:go="http://customooxmlschemas.google.com/" roundtripDataSignature="AMtx7mjSny33Zqwdtp95k1CSFEDgRqXhHQ==">CgMxLjAaHwoBMBIaChgICVIUChJ0YWJsZS5rbXdrNHhpdTBrczIyDmgubmNuamtlOTU1YXh1Mg5oLnZrbWEwcTFpaHlybzIOaC44NjA2aXVkMTQ2bHc4AHIhMVdJY3lxak1EeTROTkN0X3FSQ2hFU05iQ3B6RXRjSlRL</go:docsCustomData>
+  <go:docsCustomData xmlns:go="http://customooxmlschemas.google.com/" roundtripDataSignature="AMtx7mjWi+zGC63nLBC6CkzdwOzIficsuQ==">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</go:docsCustomData>
 </go:gDocsCustomXmlDataStorage>
 </file>
 

--- a/Etapa Construcción - Iteración 2/Diseño - Especificación de CUs ／ Casos de prueba/Especificacion CU13 Asignar Dependencia- Kairos - NexTech.docx
+++ b/Etapa Construcción - Iteración 2/Diseño - Especificación de CUs ／ Casos de prueba/Especificacion CU13 Asignar Dependencia- Kairos - NexTech.docx
@@ -331,12 +331,12 @@
                 <wp:extent cx="7990840" cy="861695"/>
                 <wp:effectExtent b="0" l="0" r="0" t="0"/>
                 <wp:wrapNone/>
-                <wp:docPr id="97" name="image13.png"/>
+                <wp:docPr id="97" name="image14.png"/>
                 <a:graphic>
                   <a:graphicData uri="http://schemas.openxmlformats.org/drawingml/2006/picture">
                     <pic:pic>
                       <pic:nvPicPr>
-                        <pic:cNvPr id="0" name="image13.png"/>
+                        <pic:cNvPr id="0" name="image14.png"/>
                         <pic:cNvPicPr preferRelativeResize="0"/>
                       </pic:nvPicPr>
                       <pic:blipFill>
@@ -451,12 +451,12 @@
                 <wp:extent cx="154305" cy="11278870"/>
                 <wp:effectExtent b="0" l="0" r="0" t="0"/>
                 <wp:wrapNone/>
-                <wp:docPr id="95" name="image11.png"/>
+                <wp:docPr id="95" name="image12.png"/>
                 <a:graphic>
                   <a:graphicData uri="http://schemas.openxmlformats.org/drawingml/2006/picture">
                     <pic:pic>
                       <pic:nvPicPr>
-                        <pic:cNvPr id="0" name="image11.png"/>
+                        <pic:cNvPr id="0" name="image12.png"/>
                         <pic:cNvPicPr preferRelativeResize="0"/>
                       </pic:nvPicPr>
                       <pic:blipFill>
@@ -571,12 +571,12 @@
                 <wp:extent cx="154305" cy="11278870"/>
                 <wp:effectExtent b="0" l="0" r="0" t="0"/>
                 <wp:wrapNone/>
-                <wp:docPr id="99" name="image15.png"/>
+                <wp:docPr id="99" name="image16.png"/>
                 <a:graphic>
                   <a:graphicData uri="http://schemas.openxmlformats.org/drawingml/2006/picture">
                     <pic:pic>
                       <pic:nvPicPr>
-                        <pic:cNvPr id="0" name="image15.png"/>
+                        <pic:cNvPr id="0" name="image16.png"/>
                         <pic:cNvPicPr preferRelativeResize="0"/>
                       </pic:nvPicPr>
                       <pic:blipFill>
@@ -691,12 +691,12 @@
                 <wp:extent cx="7990840" cy="861695"/>
                 <wp:effectExtent b="0" l="0" r="0" t="0"/>
                 <wp:wrapNone/>
-                <wp:docPr id="98" name="image14.png"/>
+                <wp:docPr id="98" name="image15.png"/>
                 <a:graphic>
                   <a:graphicData uri="http://schemas.openxmlformats.org/drawingml/2006/picture">
                     <pic:pic>
                       <pic:nvPicPr>
-                        <pic:cNvPr id="0" name="image14.png"/>
+                        <pic:cNvPr id="0" name="image15.png"/>
                         <pic:cNvPicPr preferRelativeResize="0"/>
                       </pic:nvPicPr>
                       <pic:blipFill>
@@ -1307,7 +1307,7 @@
     </w:p>
     <w:sdt>
       <w:sdtPr>
-        <w:id w:val="-642142424"/>
+        <w:id w:val="-882766962"/>
         <w:docPartObj>
           <w:docPartGallery w:val="Table of Contents"/>
           <w:docPartUnique w:val="1"/>
@@ -1318,19 +1318,19 @@
           <w:pPr>
             <w:widowControl w:val="0"/>
             <w:tabs>
-              <w:tab w:val="right" w:leader="none" w:pos="12000"/>
+              <w:tab w:val="right" w:leader="dot" w:pos="12000"/>
             </w:tabs>
             <w:spacing w:before="60" w:line="240" w:lineRule="auto"/>
-            <w:ind w:left="0" w:firstLine="0"/>
+            <w:ind w:left="0"/>
             <w:rPr>
-              <w:rFonts w:ascii="Cambria" w:cs="Cambria" w:eastAsia="Cambria" w:hAnsi="Cambria"/>
+              <w:rFonts w:ascii="Arial" w:cs="Arial" w:eastAsia="Arial" w:hAnsi="Arial"/>
               <w:b w:val="1"/>
               <w:i w:val="0"/>
               <w:smallCaps w:val="0"/>
               <w:strike w:val="0"/>
               <w:color w:val="000000"/>
-              <w:sz w:val="24"/>
-              <w:szCs w:val="24"/>
+              <w:sz w:val="22"/>
+              <w:szCs w:val="22"/>
               <w:u w:val="none"/>
               <w:shd w:fill="auto" w:val="clear"/>
               <w:vertAlign w:val="baseline"/>
@@ -1341,17 +1341,17 @@
             <w:instrText xml:space="preserve"> TOC \h \u \z \t "Heading 1,1,Heading 2,2,Heading 3,3,Heading 4,4,Heading 5,5,Heading 6,6,"</w:instrText>
             <w:fldChar w:fldCharType="separate"/>
           </w:r>
-          <w:hyperlink w:anchor="_heading=h.qpgs3r8dsjib">
+          <w:hyperlink w:anchor="_heading=h.5qnfqn1aelz5">
             <w:r>
               <w:rPr>
-                <w:rFonts w:ascii="Cambria" w:cs="Cambria" w:eastAsia="Cambria" w:hAnsi="Cambria"/>
+                <w:rFonts w:ascii="Arial" w:cs="Arial" w:eastAsia="Arial" w:hAnsi="Arial"/>
                 <w:b w:val="1"/>
                 <w:i w:val="0"/>
                 <w:smallCaps w:val="0"/>
                 <w:strike w:val="0"/>
                 <w:color w:val="000000"/>
-                <w:sz w:val="24"/>
-                <w:szCs w:val="24"/>
+                <w:sz w:val="22"/>
+                <w:szCs w:val="22"/>
                 <w:u w:val="none"/>
                 <w:shd w:fill="auto" w:val="clear"/>
                 <w:vertAlign w:val="baseline"/>
@@ -1372,19 +1372,19 @@
           <w:pPr>
             <w:widowControl w:val="0"/>
             <w:tabs>
-              <w:tab w:val="right" w:leader="none" w:pos="12000"/>
+              <w:tab w:val="right" w:leader="dot" w:pos="12000"/>
             </w:tabs>
             <w:spacing w:before="60" w:line="240" w:lineRule="auto"/>
-            <w:ind w:left="0" w:firstLine="0"/>
+            <w:ind w:left="0"/>
             <w:rPr>
-              <w:rFonts w:ascii="Cambria" w:cs="Cambria" w:eastAsia="Cambria" w:hAnsi="Cambria"/>
+              <w:rFonts w:ascii="Arial" w:cs="Arial" w:eastAsia="Arial" w:hAnsi="Arial"/>
               <w:b w:val="1"/>
               <w:i w:val="0"/>
               <w:smallCaps w:val="0"/>
               <w:strike w:val="0"/>
               <w:color w:val="000000"/>
-              <w:sz w:val="24"/>
-              <w:szCs w:val="24"/>
+              <w:sz w:val="22"/>
+              <w:szCs w:val="22"/>
               <w:u w:val="none"/>
               <w:shd w:fill="auto" w:val="clear"/>
               <w:vertAlign w:val="baseline"/>
@@ -1406,7 +1406,7 @@
                 <w:vertAlign w:val="baseline"/>
                 <w:rtl w:val="0"/>
               </w:rPr>
-              <w:t xml:space="preserve">Especificación del CU20: Registrar tiempo por cronómetro</w:t>
+              <w:t xml:space="preserve">Especificación del CU13: Asignar dependencia</w:t>
               <w:tab/>
               <w:t xml:space="preserve">3</w:t>
             </w:r>
@@ -1421,19 +1421,19 @@
           <w:pPr>
             <w:widowControl w:val="0"/>
             <w:tabs>
-              <w:tab w:val="right" w:leader="none" w:pos="12000"/>
+              <w:tab w:val="right" w:leader="dot" w:pos="12000"/>
             </w:tabs>
             <w:spacing w:before="60" w:line="240" w:lineRule="auto"/>
-            <w:ind w:left="0" w:firstLine="0"/>
+            <w:ind w:left="0"/>
             <w:rPr>
-              <w:rFonts w:ascii="Cambria" w:cs="Cambria" w:eastAsia="Cambria" w:hAnsi="Cambria"/>
+              <w:rFonts w:ascii="Arial" w:cs="Arial" w:eastAsia="Arial" w:hAnsi="Arial"/>
               <w:b w:val="1"/>
               <w:i w:val="0"/>
               <w:smallCaps w:val="0"/>
               <w:strike w:val="0"/>
               <w:color w:val="000000"/>
-              <w:sz w:val="24"/>
-              <w:szCs w:val="24"/>
+              <w:sz w:val="22"/>
+              <w:szCs w:val="22"/>
               <w:u w:val="none"/>
               <w:shd w:fill="auto" w:val="clear"/>
               <w:vertAlign w:val="baseline"/>
@@ -1457,7 +1457,7 @@
               </w:rPr>
               <w:t xml:space="preserve">Diagrama de Secuencia</w:t>
               <w:tab/>
-              <w:t xml:space="preserve">3</w:t>
+              <w:t xml:space="preserve">5</w:t>
             </w:r>
           </w:hyperlink>
           <w:r>
@@ -1933,12 +1933,12 @@
           <wp:inline distB="114300" distT="114300" distL="114300" distR="114300">
             <wp:extent cx="5399730" cy="4305300"/>
             <wp:effectExtent b="0" l="0" r="0" t="0"/>
-            <wp:docPr id="106" name="image8.png"/>
+            <wp:docPr id="106" name="image4.png"/>
             <a:graphic>
               <a:graphicData uri="http://schemas.openxmlformats.org/drawingml/2006/picture">
                 <pic:pic>
                   <pic:nvPicPr>
-                    <pic:cNvPr id="0" name="image8.png"/>
+                    <pic:cNvPr id="0" name="image4.png"/>
                     <pic:cNvPicPr preferRelativeResize="0"/>
                   </pic:nvPicPr>
                   <pic:blipFill>
@@ -2050,7 +2050,7 @@
     <w:sdt>
       <w:sdtPr>
         <w:lock w:val="contentLocked"/>
-        <w:id w:val="1351479455"/>
+        <w:id w:val="813875683"/>
         <w:tag w:val="goog_rdk_1"/>
       </w:sdtPr>
       <w:sdtContent>
@@ -2834,7 +2834,7 @@
                 </w:r>
                 <w:sdt>
                   <w:sdtPr>
-                    <w:id w:val="-1999472608"/>
+                    <w:id w:val="262610009"/>
                     <w:tag w:val="goog_rdk_0"/>
                   </w:sdtPr>
                   <w:sdtContent>
@@ -3460,6 +3460,107 @@
                     <w:u w:val="single"/>
                   </w:rPr>
                 </w:pPr>
+                <w:r>
+                  <w:rPr>
+                    <w:u w:val="single"/>
+                    <w:rtl w:val="0"/>
+                  </w:rPr>
+                  <w:t xml:space="preserve">Error de conexión con la BDD:</w:t>
+                </w:r>
+              </w:p>
+              <w:p>
+                <w:pPr>
+                  <w:widowControl w:val="0"/>
+                  <w:spacing w:before="0" w:line="240" w:lineRule="auto"/>
+                  <w:ind w:left="0"/>
+                  <w:rPr>
+                    <w:u w:val="single"/>
+                  </w:rPr>
+                </w:pPr>
+                <w:r>
+                  <w:rPr>
+                    <w:rtl w:val="0"/>
+                  </w:rPr>
+                  <w:t xml:space="preserve">La </w:t>
+                </w:r>
+                <w:r>
+                  <w:rPr>
+                    <w:u w:val="single"/>
+                    <w:rtl w:val="0"/>
+                  </w:rPr>
+                  <w:t xml:space="preserve">InterfazBDD</w:t>
+                </w:r>
+                <w:r>
+                  <w:rPr>
+                    <w:rtl w:val="0"/>
+                  </w:rPr>
+                  <w:t xml:space="preserve"> no logra conectarse con la BDD y retorna un mensaje de error al </w:t>
+                </w:r>
+                <w:r>
+                  <w:rPr>
+                    <w:u w:val="single"/>
+                    <w:rtl w:val="0"/>
+                  </w:rPr>
+                  <w:t xml:space="preserve">ManejadorTarea</w:t>
+                </w:r>
+                <w:r>
+                  <w:rPr>
+                    <w:rtl w:val="0"/>
+                  </w:rPr>
+                  <w:t xml:space="preserve">. El </w:t>
+                </w:r>
+                <w:r>
+                  <w:rPr>
+                    <w:u w:val="single"/>
+                    <w:rtl w:val="0"/>
+                  </w:rPr>
+                  <w:t xml:space="preserve">ManejadorTarea</w:t>
+                </w:r>
+                <w:r>
+                  <w:rPr>
+                    <w:rtl w:val="0"/>
+                  </w:rPr>
+                  <w:t xml:space="preserve"> envía el mensaje a la </w:t>
+                </w:r>
+                <w:r>
+                  <w:rPr>
+                    <w:u w:val="single"/>
+                    <w:rtl w:val="0"/>
+                  </w:rPr>
+                  <w:t xml:space="preserve">InterfazUsuario</w:t>
+                </w:r>
+                <w:r>
+                  <w:rPr>
+                    <w:rtl w:val="0"/>
+                  </w:rPr>
+                  <w:t xml:space="preserve"> y ésta solicita mostrar el mensaje en la </w:t>
+                </w:r>
+                <w:r>
+                  <w:rPr>
+                    <w:u w:val="single"/>
+                    <w:rtl w:val="0"/>
+                  </w:rPr>
+                  <w:t xml:space="preserve">PantallaTareas</w:t>
+                </w:r>
+                <w:r>
+                  <w:rPr>
+                    <w:rtl w:val="0"/>
+                  </w:rPr>
+                  <w:t xml:space="preserve">. La </w:t>
+                </w:r>
+                <w:r>
+                  <w:rPr>
+                    <w:u w:val="single"/>
+                    <w:rtl w:val="0"/>
+                  </w:rPr>
+                  <w:t xml:space="preserve">PantallaTareas</w:t>
+                </w:r>
+                <w:r>
+                  <w:rPr>
+                    <w:rtl w:val="0"/>
+                  </w:rPr>
+                  <w:t xml:space="preserve"> muestra el mensaje de error.</w:t>
+                </w:r>
                 <w:r>
                   <w:rPr>
                     <w:rtl w:val="0"/>
@@ -3543,179 +3644,6 @@
                   </w:rPr>
                 </w:r>
               </w:p>
-              <w:tbl>
-                <w:tblPr>
-                  <w:tblStyle w:val="Table3"/>
-                  <w:tblW w:w="6210.0" w:type="dxa"/>
-                  <w:jc w:val="left"/>
-                  <w:tblBorders>
-                    <w:top w:color="000000" w:space="0" w:sz="0" w:val="nil"/>
-                    <w:left w:color="000000" w:space="0" w:sz="0" w:val="nil"/>
-                    <w:bottom w:color="000000" w:space="0" w:sz="0" w:val="nil"/>
-                    <w:right w:color="000000" w:space="0" w:sz="0" w:val="nil"/>
-                    <w:insideH w:color="000000" w:space="0" w:sz="0" w:val="nil"/>
-                    <w:insideV w:color="000000" w:space="0" w:sz="0" w:val="nil"/>
-                  </w:tblBorders>
-                  <w:tblLayout w:type="fixed"/>
-                  <w:tblLook w:val="0600"/>
-                </w:tblPr>
-                <w:tblGrid>
-                  <w:gridCol w:w="6210"/>
-                  <w:tblGridChange w:id="0">
-                    <w:tblGrid>
-                      <w:gridCol w:w="6210"/>
-                    </w:tblGrid>
-                  </w:tblGridChange>
-                </w:tblGrid>
-                <w:tr>
-                  <w:trPr>
-                    <w:cantSplit w:val="0"/>
-                    <w:trHeight w:val="785" w:hRule="atLeast"/>
-                    <w:tblHeader w:val="0"/>
-                  </w:trPr>
-                  <w:tc>
-                    <w:tcPr>
-                      <w:tcBorders>
-                        <w:top w:color="000000" w:space="0" w:sz="0" w:val="nil"/>
-                        <w:left w:color="000000" w:space="0" w:sz="0" w:val="nil"/>
-                        <w:bottom w:color="000000" w:space="0" w:sz="0" w:val="nil"/>
-                        <w:right w:color="000000" w:space="0" w:sz="0" w:val="nil"/>
-                      </w:tcBorders>
-                      <w:tcMar>
-                        <w:top w:w="100.0" w:type="dxa"/>
-                        <w:left w:w="100.0" w:type="dxa"/>
-                        <w:bottom w:w="100.0" w:type="dxa"/>
-                        <w:right w:w="100.0" w:type="dxa"/>
-                      </w:tcMar>
-                      <w:vAlign w:val="top"/>
-                    </w:tcPr>
-                    <w:p>
-                      <w:pPr>
-                        <w:widowControl w:val="0"/>
-                        <w:spacing w:before="0" w:line="240" w:lineRule="auto"/>
-                        <w:ind w:left="0"/>
-                        <w:rPr>
-                          <w:u w:val="single"/>
-                        </w:rPr>
-                      </w:pPr>
-                      <w:r>
-                        <w:rPr>
-                          <w:u w:val="single"/>
-                          <w:rtl w:val="0"/>
-                        </w:rPr>
-                        <w:t xml:space="preserve">Error de conexión con la BDD:</w:t>
-                      </w:r>
-                    </w:p>
-                    <w:p>
-                      <w:pPr>
-                        <w:widowControl w:val="0"/>
-                        <w:spacing w:before="0" w:line="240" w:lineRule="auto"/>
-                        <w:ind w:left="0"/>
-                        <w:rPr/>
-                      </w:pPr>
-                      <w:r>
-                        <w:rPr>
-                          <w:rtl w:val="0"/>
-                        </w:rPr>
-                        <w:t xml:space="preserve">La </w:t>
-                      </w:r>
-                      <w:r>
-                        <w:rPr>
-                          <w:u w:val="single"/>
-                          <w:rtl w:val="0"/>
-                        </w:rPr>
-                        <w:t xml:space="preserve">InterfazBDD</w:t>
-                      </w:r>
-                      <w:r>
-                        <w:rPr>
-                          <w:rtl w:val="0"/>
-                        </w:rPr>
-                        <w:t xml:space="preserve"> no logra conectarse con la BDD y retorna un mensaje de error al </w:t>
-                      </w:r>
-                      <w:r>
-                        <w:rPr>
-                          <w:u w:val="single"/>
-                          <w:rtl w:val="0"/>
-                        </w:rPr>
-                        <w:t xml:space="preserve">ManejadorTarea</w:t>
-                      </w:r>
-                      <w:r>
-                        <w:rPr>
-                          <w:rtl w:val="0"/>
-                        </w:rPr>
-                        <w:t xml:space="preserve">. El </w:t>
-                      </w:r>
-                      <w:r>
-                        <w:rPr>
-                          <w:u w:val="single"/>
-                          <w:rtl w:val="0"/>
-                        </w:rPr>
-                        <w:t xml:space="preserve">ManejadorTarea</w:t>
-                      </w:r>
-                      <w:r>
-                        <w:rPr>
-                          <w:rtl w:val="0"/>
-                        </w:rPr>
-                        <w:t xml:space="preserve"> envía el mensaje a la </w:t>
-                      </w:r>
-                      <w:r>
-                        <w:rPr>
-                          <w:u w:val="single"/>
-                          <w:rtl w:val="0"/>
-                        </w:rPr>
-                        <w:t xml:space="preserve">InterfazUsuario</w:t>
-                      </w:r>
-                      <w:r>
-                        <w:rPr>
-                          <w:rtl w:val="0"/>
-                        </w:rPr>
-                        <w:t xml:space="preserve"> y ésta solicita mostrar el mensaje en la </w:t>
-                      </w:r>
-                      <w:r>
-                        <w:rPr>
-                          <w:u w:val="single"/>
-                          <w:rtl w:val="0"/>
-                        </w:rPr>
-                        <w:t xml:space="preserve">PantallaTareas</w:t>
-                      </w:r>
-                      <w:r>
-                        <w:rPr>
-                          <w:rtl w:val="0"/>
-                        </w:rPr>
-                        <w:t xml:space="preserve">. La </w:t>
-                      </w:r>
-                      <w:r>
-                        <w:rPr>
-                          <w:u w:val="single"/>
-                          <w:rtl w:val="0"/>
-                        </w:rPr>
-                        <w:t xml:space="preserve">PantallaTareas</w:t>
-                      </w:r>
-                      <w:r>
-                        <w:rPr>
-                          <w:rtl w:val="0"/>
-                        </w:rPr>
-                        <w:t xml:space="preserve"> muestra el mensaje de error.</w:t>
-                      </w:r>
-                    </w:p>
-                  </w:tc>
-                </w:tr>
-              </w:tbl>
-              <w:p>
-                <w:pPr>
-                  <w:widowControl w:val="0"/>
-                  <w:spacing w:before="0" w:line="240" w:lineRule="auto"/>
-                  <w:ind w:left="0"/>
-                  <w:rPr>
-                    <w:u w:val="single"/>
-                  </w:rPr>
-                </w:pPr>
-                <w:r>
-                  <w:rPr>
-                    <w:rtl w:val="0"/>
-                  </w:rPr>
-                </w:r>
-              </w:p>
             </w:tc>
           </w:tr>
         </w:tbl>
@@ -3775,12 +3703,12 @@
             <wp:extent cx="7125653" cy="4670515"/>
             <wp:effectExtent b="0" l="0" r="0" t="0"/>
             <wp:wrapSquare wrapText="bothSides" distB="114300" distT="114300" distL="114300" distR="114300"/>
-            <wp:docPr id="101" name="image17.png"/>
+            <wp:docPr id="101" name="image5.png"/>
             <a:graphic>
               <a:graphicData uri="http://schemas.openxmlformats.org/drawingml/2006/picture">
                 <pic:pic>
                   <pic:nvPicPr>
-                    <pic:cNvPr id="0" name="image17.png"/>
+                    <pic:cNvPr id="0" name="image5.png"/>
                     <pic:cNvPicPr preferRelativeResize="0"/>
                   </pic:nvPicPr>
                   <pic:blipFill>
@@ -4185,7 +4113,7 @@
 
 <file path=word/commentsExtended.xml><?xml version="1.0" encoding="utf-8"?>
 <w15:commentsEx xmlns:mc="http://schemas.openxmlformats.org/markup-compatibility/2006" xmlns:o="urn:schemas-microsoft-com:office:office" xmlns:r="http://schemas.openxmlformats.org/officeDocument/2006/relationships" xmlns:m="http://schemas.openxmlformats.org/officeDocument/2006/math" xmlns:v="urn:schemas-microsoft-com:vml" xmlns:wp="http://schemas.openxmlformats.org/drawingml/2006/wordprocessingDrawing" xmlns:w10="urn:schemas-microsoft-com:office:word" xmlns:w="http://schemas.openxmlformats.org/wordprocessingml/2006/main" xmlns:wne="http://schemas.microsoft.com/office/word/2006/wordml" xmlns:sl="http://schemas.openxmlformats.org/schemaLibrary/2006/main" xmlns:a="http://schemas.openxmlformats.org/drawingml/2006/main" xmlns:pic="http://schemas.openxmlformats.org/drawingml/2006/picture" xmlns:c="http://schemas.openxmlformats.org/drawingml/2006/chart" xmlns:lc="http://schemas.openxmlformats.org/drawingml/2006/lockedCanvas" xmlns:dgm="http://schemas.openxmlformats.org/drawingml/2006/diagram" xmlns:wps="http://schemas.microsoft.com/office/word/2010/wordprocessingShape" xmlns:wpg="http://schemas.microsoft.com/office/word/2010/wordprocessingGroup" xmlns:w14="http://schemas.microsoft.com/office/word/2010/wordml" xmlns:w15="http://schemas.microsoft.com/office/word/2012/wordml" xmlns:w16="http://schemas.microsoft.com/office/word/2018/wordml" xmlns:w16cex="http://schemas.microsoft.com/office/word/2018/wordml/cex" xmlns:w16cid="http://schemas.microsoft.com/office/word/2016/wordml/cid" xmlns="http://schemas.microsoft.com/office/tasks/2019/documenttasks" xmlns:cr="http://schemas.microsoft.com/office/comments/2020/reactions">
-  <w15:commentEx w15:paraId="0000006A" w15:done="0"/>
+  <w15:commentEx w15:paraId="00000068" w15:done="0"/>
 </w15:commentsEx>
 </file>
 
@@ -4537,12 +4465,12 @@
               <wp:extent cx="7549515" cy="815340"/>
               <wp:effectExtent b="0" l="0" r="0" t="0"/>
               <wp:wrapNone/>
-              <wp:docPr id="89" name="image3.png"/>
+              <wp:docPr id="89" name="image6.png"/>
               <a:graphic>
                 <a:graphicData uri="http://schemas.openxmlformats.org/drawingml/2006/picture">
                   <pic:pic>
                     <pic:nvPicPr>
-                      <pic:cNvPr id="0" name="image3.png"/>
+                      <pic:cNvPr id="0" name="image6.png"/>
                       <pic:cNvPicPr preferRelativeResize="0"/>
                     </pic:nvPicPr>
                     <pic:blipFill>
@@ -4644,12 +4572,12 @@
               <wp:extent cx="141605" cy="862965"/>
               <wp:effectExtent b="0" l="0" r="0" t="0"/>
               <wp:wrapNone/>
-              <wp:docPr id="100" name="image16.png"/>
+              <wp:docPr id="100" name="image17.png"/>
               <a:graphic>
                 <a:graphicData uri="http://schemas.openxmlformats.org/drawingml/2006/picture">
                   <pic:pic>
                     <pic:nvPicPr>
-                      <pic:cNvPr id="0" name="image16.png"/>
+                      <pic:cNvPr id="0" name="image17.png"/>
                       <pic:cNvPicPr preferRelativeResize="0"/>
                     </pic:nvPicPr>
                     <pic:blipFill>
@@ -4751,12 +4679,12 @@
               <wp:extent cx="141605" cy="849630"/>
               <wp:effectExtent b="0" l="0" r="0" t="0"/>
               <wp:wrapNone/>
-              <wp:docPr id="96" name="image12.png"/>
+              <wp:docPr id="96" name="image13.png"/>
               <a:graphic>
                 <a:graphicData uri="http://schemas.openxmlformats.org/drawingml/2006/picture">
                   <pic:pic>
                     <pic:nvPicPr>
-                      <pic:cNvPr id="0" name="image12.png"/>
+                      <pic:cNvPr id="0" name="image13.png"/>
                       <pic:cNvPicPr preferRelativeResize="0"/>
                     </pic:nvPicPr>
                     <pic:blipFill>
@@ -4858,12 +4786,12 @@
               <wp:extent cx="141605" cy="849630"/>
               <wp:effectExtent b="0" l="0" r="0" t="0"/>
               <wp:wrapNone/>
-              <wp:docPr id="91" name="image6.png"/>
+              <wp:docPr id="91" name="image8.png"/>
               <a:graphic>
                 <a:graphicData uri="http://schemas.openxmlformats.org/drawingml/2006/picture">
                   <pic:pic>
                     <pic:nvPicPr>
-                      <pic:cNvPr id="0" name="image6.png"/>
+                      <pic:cNvPr id="0" name="image8.png"/>
                       <pic:cNvPicPr preferRelativeResize="0"/>
                     </pic:nvPicPr>
                     <pic:blipFill>
@@ -4965,12 +4893,12 @@
               <wp:extent cx="141605" cy="862965"/>
               <wp:effectExtent b="0" l="0" r="0" t="0"/>
               <wp:wrapNone/>
-              <wp:docPr id="90" name="image5.png"/>
+              <wp:docPr id="90" name="image7.png"/>
               <a:graphic>
                 <a:graphicData uri="http://schemas.openxmlformats.org/drawingml/2006/picture">
                   <pic:pic>
                     <pic:nvPicPr>
-                      <pic:cNvPr id="0" name="image5.png"/>
+                      <pic:cNvPr id="0" name="image7.png"/>
                       <pic:cNvPicPr preferRelativeResize="0"/>
                     </pic:nvPicPr>
                     <pic:blipFill>
@@ -5352,12 +5280,12 @@
               <wp:extent cx="7549515" cy="815340"/>
               <wp:effectExtent b="0" l="0" r="0" t="0"/>
               <wp:wrapNone/>
-              <wp:docPr id="93" name="image9.png"/>
+              <wp:docPr id="93" name="image10.png"/>
               <a:graphic>
                 <a:graphicData uri="http://schemas.openxmlformats.org/drawingml/2006/picture">
                   <pic:pic>
                     <pic:nvPicPr>
-                      <pic:cNvPr id="0" name="image9.png"/>
+                      <pic:cNvPr id="0" name="image10.png"/>
                       <pic:cNvPicPr preferRelativeResize="0"/>
                     </pic:nvPicPr>
                     <pic:blipFill>
@@ -5444,12 +5372,12 @@
           <wp:extent cx="425450" cy="666750"/>
           <wp:effectExtent b="0" l="0" r="0" t="0"/>
           <wp:wrapSquare wrapText="bothSides" distB="0" distT="0" distL="114300" distR="114300"/>
-          <wp:docPr descr="UNPA.JPG" id="103" name="image4.jpg"/>
+          <wp:docPr descr="UNPA.JPG" id="103" name="image3.jpg"/>
           <a:graphic>
             <a:graphicData uri="http://schemas.openxmlformats.org/drawingml/2006/picture">
               <pic:pic>
                 <pic:nvPicPr>
-                  <pic:cNvPr descr="UNPA.JPG" id="0" name="image4.jpg"/>
+                  <pic:cNvPr descr="UNPA.JPG" id="0" name="image3.jpg"/>
                   <pic:cNvPicPr preferRelativeResize="0"/>
                 </pic:nvPicPr>
                 <pic:blipFill>
@@ -5552,12 +5480,12 @@
               <wp:extent cx="141605" cy="849630"/>
               <wp:effectExtent b="0" l="0" r="0" t="0"/>
               <wp:wrapNone/>
-              <wp:docPr id="92" name="image7.png"/>
+              <wp:docPr id="92" name="image9.png"/>
               <a:graphic>
                 <a:graphicData uri="http://schemas.openxmlformats.org/drawingml/2006/picture">
                   <pic:pic>
                     <pic:nvPicPr>
-                      <pic:cNvPr id="0" name="image7.png"/>
+                      <pic:cNvPr id="0" name="image9.png"/>
                       <pic:cNvPicPr preferRelativeResize="0"/>
                     </pic:nvPicPr>
                     <pic:blipFill>
@@ -5662,12 +5590,12 @@
               <wp:extent cx="141605" cy="850265"/>
               <wp:effectExtent b="0" l="0" r="0" t="0"/>
               <wp:wrapNone/>
-              <wp:docPr id="94" name="image10.png"/>
+              <wp:docPr id="94" name="image11.png"/>
               <a:graphic>
                 <a:graphicData uri="http://schemas.openxmlformats.org/drawingml/2006/picture">
                   <pic:pic>
                     <pic:nvPicPr>
-                      <pic:cNvPr id="0" name="image10.png"/>
+                      <pic:cNvPr id="0" name="image11.png"/>
                       <pic:cNvPicPr preferRelativeResize="0"/>
                     </pic:nvPicPr>
                     <pic:blipFill>
@@ -6785,14 +6713,6 @@
     </w:tblPr>
   </w:style>
   <w:style w:type="table" w:styleId="Table2">
-    <w:basedOn w:val="TableNormal"/>
-    <w:tblPr>
-      <w:tblStyleRowBandSize w:val="1"/>
-      <w:tblStyleColBandSize w:val="1"/>
-      <w:tblCellMar/>
-    </w:tblPr>
-  </w:style>
-  <w:style w:type="table" w:styleId="Table3">
     <w:basedOn w:val="TableNormal"/>
     <w:tblPr>
       <w:tblStyleRowBandSize w:val="1"/>

--- a/Etapa Construcción - Iteración 2/Diseño - Especificación de CUs ／ Casos de prueba/Especificacion CU13 Asignar Dependencia- Kairos - NexTech.docx
+++ b/Etapa Construcción - Iteración 2/Diseño - Especificación de CUs ／ Casos de prueba/Especificacion CU13 Asignar Dependencia- Kairos - NexTech.docx
@@ -157,7 +157,9 @@
         <w:rPr>
           <w:rFonts w:ascii="Cambria" w:cs="Cambria" w:eastAsia="Cambria" w:hAnsi="Cambria"/>
           <w:b w:val="0"/>
+          <w:bCs w:val="0"/>
           <w:i w:val="0"/>
+          <w:iCs w:val="0"/>
           <w:smallCaps w:val="0"/>
           <w:strike w:val="0"/>
           <w:color w:val="000000"/>
@@ -194,7 +196,9 @@
         <w:rPr>
           <w:rFonts w:ascii="Cambria" w:cs="Cambria" w:eastAsia="Cambria" w:hAnsi="Cambria"/>
           <w:b w:val="0"/>
+          <w:bCs w:val="0"/>
           <w:i w:val="0"/>
+          <w:iCs w:val="0"/>
           <w:smallCaps w:val="0"/>
           <w:strike w:val="0"/>
           <w:color w:val="000000"/>
@@ -231,7 +235,9 @@
         <w:rPr>
           <w:rFonts w:ascii="Cambria" w:cs="Cambria" w:eastAsia="Cambria" w:hAnsi="Cambria"/>
           <w:b w:val="0"/>
+          <w:bCs w:val="0"/>
           <w:i w:val="0"/>
+          <w:iCs w:val="0"/>
           <w:smallCaps w:val="0"/>
           <w:strike w:val="0"/>
           <w:color w:val="000000"/>
@@ -246,7 +252,9 @@
         <w:rPr>
           <w:rFonts w:ascii="Calibri" w:cs="Calibri" w:eastAsia="Calibri" w:hAnsi="Calibri"/>
           <w:b w:val="0"/>
+          <w:bCs w:val="0"/>
           <w:i w:val="0"/>
+          <w:iCs w:val="0"/>
           <w:smallCaps w:val="0"/>
           <w:strike w:val="0"/>
           <w:color w:val="000000"/>
@@ -331,12 +339,12 @@
                 <wp:extent cx="7990840" cy="861695"/>
                 <wp:effectExtent b="0" l="0" r="0" t="0"/>
                 <wp:wrapNone/>
-                <wp:docPr id="97" name="image14.png"/>
+                <wp:docPr id="97" name="image13.png"/>
                 <a:graphic>
                   <a:graphicData uri="http://schemas.openxmlformats.org/drawingml/2006/picture">
                     <pic:pic>
                       <pic:nvPicPr>
-                        <pic:cNvPr id="0" name="image14.png"/>
+                        <pic:cNvPr id="0" name="image13.png"/>
                         <pic:cNvPicPr preferRelativeResize="0"/>
                       </pic:nvPicPr>
                       <pic:blipFill>
@@ -366,7 +374,9 @@
         <w:rPr>
           <w:rFonts w:ascii="Calibri" w:cs="Calibri" w:eastAsia="Calibri" w:hAnsi="Calibri"/>
           <w:b w:val="0"/>
+          <w:bCs w:val="0"/>
           <w:i w:val="0"/>
+          <w:iCs w:val="0"/>
           <w:smallCaps w:val="0"/>
           <w:strike w:val="0"/>
           <w:color w:val="000000"/>
@@ -451,12 +461,12 @@
                 <wp:extent cx="154305" cy="11278870"/>
                 <wp:effectExtent b="0" l="0" r="0" t="0"/>
                 <wp:wrapNone/>
-                <wp:docPr id="95" name="image12.png"/>
+                <wp:docPr id="95" name="image11.png"/>
                 <a:graphic>
                   <a:graphicData uri="http://schemas.openxmlformats.org/drawingml/2006/picture">
                     <pic:pic>
                       <pic:nvPicPr>
-                        <pic:cNvPr id="0" name="image12.png"/>
+                        <pic:cNvPr id="0" name="image11.png"/>
                         <pic:cNvPicPr preferRelativeResize="0"/>
                       </pic:nvPicPr>
                       <pic:blipFill>
@@ -486,7 +496,9 @@
         <w:rPr>
           <w:rFonts w:ascii="Calibri" w:cs="Calibri" w:eastAsia="Calibri" w:hAnsi="Calibri"/>
           <w:b w:val="0"/>
+          <w:bCs w:val="0"/>
           <w:i w:val="0"/>
+          <w:iCs w:val="0"/>
           <w:smallCaps w:val="0"/>
           <w:strike w:val="0"/>
           <w:color w:val="000000"/>
@@ -571,12 +583,12 @@
                 <wp:extent cx="154305" cy="11278870"/>
                 <wp:effectExtent b="0" l="0" r="0" t="0"/>
                 <wp:wrapNone/>
-                <wp:docPr id="99" name="image16.png"/>
+                <wp:docPr id="99" name="image15.png"/>
                 <a:graphic>
                   <a:graphicData uri="http://schemas.openxmlformats.org/drawingml/2006/picture">
                     <pic:pic>
                       <pic:nvPicPr>
-                        <pic:cNvPr id="0" name="image16.png"/>
+                        <pic:cNvPr id="0" name="image15.png"/>
                         <pic:cNvPicPr preferRelativeResize="0"/>
                       </pic:nvPicPr>
                       <pic:blipFill>
@@ -606,7 +618,9 @@
         <w:rPr>
           <w:rFonts w:ascii="Calibri" w:cs="Calibri" w:eastAsia="Calibri" w:hAnsi="Calibri"/>
           <w:b w:val="0"/>
+          <w:bCs w:val="0"/>
           <w:i w:val="0"/>
+          <w:iCs w:val="0"/>
           <w:smallCaps w:val="0"/>
           <w:strike w:val="0"/>
           <w:color w:val="000000"/>
@@ -691,12 +705,12 @@
                 <wp:extent cx="7990840" cy="861695"/>
                 <wp:effectExtent b="0" l="0" r="0" t="0"/>
                 <wp:wrapNone/>
-                <wp:docPr id="98" name="image15.png"/>
+                <wp:docPr id="98" name="image14.png"/>
                 <a:graphic>
                   <a:graphicData uri="http://schemas.openxmlformats.org/drawingml/2006/picture">
                     <pic:pic>
                       <pic:nvPicPr>
-                        <pic:cNvPr id="0" name="image15.png"/>
+                        <pic:cNvPr id="0" name="image14.png"/>
                         <pic:cNvPicPr preferRelativeResize="0"/>
                       </pic:nvPicPr>
                       <pic:blipFill>
@@ -748,7 +762,9 @@
         <w:rPr>
           <w:rFonts w:ascii="Cambria" w:cs="Cambria" w:eastAsia="Cambria" w:hAnsi="Cambria"/>
           <w:b w:val="0"/>
+          <w:bCs w:val="0"/>
           <w:i w:val="0"/>
+          <w:iCs w:val="0"/>
           <w:smallCaps w:val="0"/>
           <w:strike w:val="0"/>
           <w:color w:val="000000"/>
@@ -794,7 +810,9 @@
         <w:rPr>
           <w:rFonts w:ascii="Cambria" w:cs="Cambria" w:eastAsia="Cambria" w:hAnsi="Cambria"/>
           <w:b w:val="0"/>
+          <w:bCs w:val="0"/>
           <w:i w:val="0"/>
+          <w:iCs w:val="0"/>
           <w:smallCaps w:val="0"/>
           <w:strike w:val="0"/>
           <w:color w:val="000000"/>
@@ -840,7 +858,9 @@
         <w:rPr>
           <w:rFonts w:ascii="Calibri" w:cs="Calibri" w:eastAsia="Calibri" w:hAnsi="Calibri"/>
           <w:b w:val="0"/>
+          <w:bCs w:val="0"/>
           <w:i w:val="0"/>
+          <w:iCs w:val="0"/>
           <w:smallCaps w:val="0"/>
           <w:strike w:val="0"/>
           <w:color w:val="000000"/>
@@ -877,7 +897,9 @@
         <w:rPr>
           <w:rFonts w:ascii="Calibri" w:cs="Calibri" w:eastAsia="Calibri" w:hAnsi="Calibri"/>
           <w:b w:val="0"/>
+          <w:bCs w:val="0"/>
           <w:i w:val="0"/>
+          <w:iCs w:val="0"/>
           <w:smallCaps w:val="0"/>
           <w:strike w:val="0"/>
           <w:color w:val="000000"/>
@@ -914,7 +936,9 @@
         <w:rPr>
           <w:rFonts w:ascii="Calibri" w:cs="Calibri" w:eastAsia="Calibri" w:hAnsi="Calibri"/>
           <w:b w:val="0"/>
+          <w:bCs w:val="0"/>
           <w:i w:val="0"/>
+          <w:iCs w:val="0"/>
           <w:smallCaps w:val="0"/>
           <w:strike w:val="0"/>
           <w:color w:val="000000"/>
@@ -951,7 +975,9 @@
         <w:rPr>
           <w:rFonts w:ascii="Calibri" w:cs="Calibri" w:eastAsia="Calibri" w:hAnsi="Calibri"/>
           <w:b w:val="0"/>
+          <w:bCs w:val="0"/>
           <w:i w:val="0"/>
+          <w:iCs w:val="0"/>
           <w:smallCaps w:val="0"/>
           <w:strike w:val="0"/>
           <w:color w:val="000000"/>
@@ -988,7 +1014,9 @@
         <w:rPr>
           <w:rFonts w:ascii="Calibri" w:cs="Calibri" w:eastAsia="Calibri" w:hAnsi="Calibri"/>
           <w:b w:val="0"/>
+          <w:bCs w:val="0"/>
           <w:i w:val="0"/>
+          <w:iCs w:val="0"/>
           <w:smallCaps w:val="0"/>
           <w:strike w:val="0"/>
           <w:color w:val="000000"/>
@@ -1009,7 +1037,9 @@
         <w:rPr>
           <w:rFonts w:ascii="Calibri" w:cs="Calibri" w:eastAsia="Calibri" w:hAnsi="Calibri"/>
           <w:b w:val="0"/>
+          <w:bCs w:val="0"/>
           <w:i w:val="0"/>
+          <w:iCs w:val="0"/>
           <w:smallCaps w:val="0"/>
           <w:strike w:val="0"/>
           <w:color w:val="000000"/>
@@ -1030,7 +1060,9 @@
         <w:rPr>
           <w:rFonts w:ascii="Calibri" w:cs="Calibri" w:eastAsia="Calibri" w:hAnsi="Calibri"/>
           <w:b w:val="0"/>
+          <w:bCs w:val="0"/>
           <w:i w:val="0"/>
+          <w:iCs w:val="0"/>
           <w:smallCaps w:val="0"/>
           <w:strike w:val="0"/>
           <w:color w:val="000000"/>
@@ -1087,7 +1119,9 @@
         <w:rPr>
           <w:rFonts w:ascii="Calibri" w:cs="Calibri" w:eastAsia="Calibri" w:hAnsi="Calibri"/>
           <w:b w:val="0"/>
+          <w:bCs w:val="0"/>
           <w:i w:val="1"/>
+          <w:iCs w:val="1"/>
           <w:smallCaps w:val="0"/>
           <w:strike w:val="0"/>
           <w:color w:val="548dd4"/>
@@ -1101,6 +1135,7 @@
       <w:r>
         <w:rPr>
           <w:i w:val="1"/>
+          <w:iCs w:val="1"/>
           <w:color w:val="548dd4"/>
         </w:rPr>
         <w:drawing>
@@ -1115,12 +1150,12 @@
             <wp:extent cx="1200150" cy="1200150"/>
             <wp:effectExtent b="0" l="0" r="0" t="0"/>
             <wp:wrapSquare wrapText="bothSides" distB="0" distT="0" distL="114300" distR="114300"/>
-            <wp:docPr descr="psi-negro.png" id="104" name="image1.png"/>
+            <wp:docPr descr="psi-negro.png" id="103" name="image2.png"/>
             <a:graphic>
               <a:graphicData uri="http://schemas.openxmlformats.org/drawingml/2006/picture">
                 <pic:pic>
                   <pic:nvPicPr>
-                    <pic:cNvPr descr="psi-negro.png" id="0" name="image1.png"/>
+                    <pic:cNvPr descr="psi-negro.png" id="0" name="image2.png"/>
                     <pic:cNvPicPr preferRelativeResize="0"/>
                   </pic:nvPicPr>
                   <pic:blipFill>
@@ -1148,7 +1183,9 @@
         <w:rPr>
           <w:rFonts w:ascii="Calibri" w:cs="Calibri" w:eastAsia="Calibri" w:hAnsi="Calibri"/>
           <w:b w:val="0"/>
+          <w:bCs w:val="0"/>
           <w:i w:val="1"/>
+          <w:iCs w:val="1"/>
           <w:smallCaps w:val="0"/>
           <w:strike w:val="0"/>
           <w:color w:val="548dd4"/>
@@ -1170,12 +1207,12 @@
             <wp:extent cx="1304925" cy="2019300"/>
             <wp:effectExtent b="0" l="0" r="0" t="0"/>
             <wp:wrapSquare wrapText="bothSides" distB="0" distT="0" distL="114300" distR="114300"/>
-            <wp:docPr descr="UNPA.JPG" id="105" name="image2.jpg"/>
+            <wp:docPr descr="UNPA.JPG" id="104" name="image1.jpg"/>
             <a:graphic>
               <a:graphicData uri="http://schemas.openxmlformats.org/drawingml/2006/picture">
                 <pic:pic>
                   <pic:nvPicPr>
-                    <pic:cNvPr descr="UNPA.JPG" id="0" name="image2.jpg"/>
+                    <pic:cNvPr descr="UNPA.JPG" id="0" name="image1.jpg"/>
                     <pic:cNvPicPr preferRelativeResize="0"/>
                   </pic:nvPicPr>
                   <pic:blipFill>
@@ -1231,7 +1268,9 @@
         <w:rPr>
           <w:rFonts w:ascii="Calibri" w:cs="Calibri" w:eastAsia="Calibri" w:hAnsi="Calibri"/>
           <w:b w:val="0"/>
+          <w:bCs w:val="0"/>
           <w:i w:val="1"/>
+          <w:iCs w:val="1"/>
           <w:smallCaps w:val="0"/>
           <w:strike w:val="0"/>
           <w:color w:val="000000"/>
@@ -1271,7 +1310,9 @@
         <w:rPr>
           <w:rFonts w:ascii="Cambria" w:cs="Cambria" w:eastAsia="Cambria" w:hAnsi="Cambria"/>
           <w:b w:val="1"/>
+          <w:bCs w:val="1"/>
           <w:i w:val="0"/>
+          <w:iCs w:val="0"/>
           <w:smallCaps w:val="0"/>
           <w:strike w:val="0"/>
           <w:color w:val="366091"/>
@@ -1286,7 +1327,9 @@
         <w:rPr>
           <w:rFonts w:ascii="Cambria" w:cs="Cambria" w:eastAsia="Cambria" w:hAnsi="Cambria"/>
           <w:b w:val="1"/>
+          <w:bCs w:val="1"/>
           <w:i w:val="0"/>
+          <w:iCs w:val="0"/>
           <w:smallCaps w:val="0"/>
           <w:strike w:val="0"/>
           <w:color w:val="366091"/>
@@ -1307,7 +1350,7 @@
     </w:p>
     <w:sdt>
       <w:sdtPr>
-        <w:id w:val="-882766962"/>
+        <w:id w:val="1021713621"/>
         <w:docPartObj>
           <w:docPartGallery w:val="Table of Contents"/>
           <w:docPartUnique w:val="1"/>
@@ -1325,7 +1368,9 @@
             <w:rPr>
               <w:rFonts w:ascii="Arial" w:cs="Arial" w:eastAsia="Arial" w:hAnsi="Arial"/>
               <w:b w:val="1"/>
+              <w:bCs w:val="1"/>
               <w:i w:val="0"/>
+              <w:iCs w:val="0"/>
               <w:smallCaps w:val="0"/>
               <w:strike w:val="0"/>
               <w:color w:val="000000"/>
@@ -1346,7 +1391,9 @@
               <w:rPr>
                 <w:rFonts w:ascii="Arial" w:cs="Arial" w:eastAsia="Arial" w:hAnsi="Arial"/>
                 <w:b w:val="1"/>
+                <w:bCs w:val="1"/>
                 <w:i w:val="0"/>
+                <w:iCs w:val="0"/>
                 <w:smallCaps w:val="0"/>
                 <w:strike w:val="0"/>
                 <w:color w:val="000000"/>
@@ -1379,7 +1426,9 @@
             <w:rPr>
               <w:rFonts w:ascii="Arial" w:cs="Arial" w:eastAsia="Arial" w:hAnsi="Arial"/>
               <w:b w:val="1"/>
+              <w:bCs w:val="1"/>
               <w:i w:val="0"/>
+              <w:iCs w:val="0"/>
               <w:smallCaps w:val="0"/>
               <w:strike w:val="0"/>
               <w:color w:val="000000"/>
@@ -1395,7 +1444,9 @@
               <w:rPr>
                 <w:rFonts w:ascii="Cambria" w:cs="Cambria" w:eastAsia="Cambria" w:hAnsi="Cambria"/>
                 <w:b w:val="1"/>
+                <w:bCs w:val="1"/>
                 <w:i w:val="0"/>
+                <w:iCs w:val="0"/>
                 <w:smallCaps w:val="0"/>
                 <w:strike w:val="0"/>
                 <w:color w:val="000000"/>
@@ -1428,7 +1479,9 @@
             <w:rPr>
               <w:rFonts w:ascii="Arial" w:cs="Arial" w:eastAsia="Arial" w:hAnsi="Arial"/>
               <w:b w:val="1"/>
+              <w:bCs w:val="1"/>
               <w:i w:val="0"/>
+              <w:iCs w:val="0"/>
               <w:smallCaps w:val="0"/>
               <w:strike w:val="0"/>
               <w:color w:val="000000"/>
@@ -1444,7 +1497,9 @@
               <w:rPr>
                 <w:rFonts w:ascii="Cambria" w:cs="Cambria" w:eastAsia="Cambria" w:hAnsi="Cambria"/>
                 <w:b w:val="1"/>
+                <w:bCs w:val="1"/>
                 <w:i w:val="0"/>
+                <w:iCs w:val="0"/>
                 <w:smallCaps w:val="0"/>
                 <w:strike w:val="0"/>
                 <w:color w:val="000000"/>
@@ -1933,12 +1988,12 @@
           <wp:inline distB="114300" distT="114300" distL="114300" distR="114300">
             <wp:extent cx="5399730" cy="4305300"/>
             <wp:effectExtent b="0" l="0" r="0" t="0"/>
-            <wp:docPr id="106" name="image4.png"/>
+            <wp:docPr id="106" name="image17.png"/>
             <a:graphic>
               <a:graphicData uri="http://schemas.openxmlformats.org/drawingml/2006/picture">
                 <pic:pic>
                   <pic:nvPicPr>
-                    <pic:cNvPr id="0" name="image4.png"/>
+                    <pic:cNvPr id="0" name="image17.png"/>
                     <pic:cNvPicPr preferRelativeResize="0"/>
                   </pic:nvPicPr>
                   <pic:blipFill>
@@ -1983,6 +2038,7 @@
       <w:r>
         <w:rPr>
           <w:b w:val="1"/>
+          <w:bCs w:val="1"/>
           <w:sz w:val="28"/>
           <w:szCs w:val="28"/>
           <w:rtl w:val="0"/>
@@ -2050,7 +2106,7 @@
     <w:sdt>
       <w:sdtPr>
         <w:lock w:val="contentLocked"/>
-        <w:id w:val="813875683"/>
+        <w:id w:val="808705212"/>
         <w:tag w:val="goog_rdk_1"/>
       </w:sdtPr>
       <w:sdtContent>
@@ -2253,6 +2309,7 @@
                   <w:ind w:left="0"/>
                   <w:rPr>
                     <w:b w:val="1"/>
+                    <w:bCs w:val="1"/>
                   </w:rPr>
                 </w:pPr>
                 <w:r>
@@ -2559,6 +2616,7 @@
                 <w:r>
                   <w:rPr>
                     <w:i w:val="1"/>
+                    <w:iCs w:val="1"/>
                     <w:rtl w:val="0"/>
                   </w:rPr>
                   <w:t xml:space="preserve">asignarDependencias()</w:t>
@@ -2834,7 +2892,7 @@
                 </w:r>
                 <w:sdt>
                   <w:sdtPr>
-                    <w:id w:val="262610009"/>
+                    <w:id w:val="-1528125929"/>
                     <w:tag w:val="goog_rdk_0"/>
                   </w:sdtPr>
                   <w:sdtContent>
@@ -2860,6 +2918,7 @@
                 <w:r>
                   <w:rPr>
                     <w:i w:val="1"/>
+                    <w:iCs w:val="1"/>
                     <w:rtl w:val="0"/>
                   </w:rPr>
                   <w:t xml:space="preserve">registrarDependencias(datos)</w:t>
@@ -3371,6 +3430,7 @@
                 <w:r>
                   <w:rPr>
                     <w:i w:val="1"/>
+                    <w:iCs w:val="1"/>
                     <w:rtl w:val="0"/>
                   </w:rPr>
                   <w:t xml:space="preserve">“No se pueden crear dependencias circulares.”</w:t>
@@ -3677,38 +3737,97 @@
         <w:keepNext w:val="1"/>
         <w:keepLines w:val="1"/>
         <w:ind w:left="0" w:firstLine="0"/>
-        <w:rPr>
-          <w:vertAlign w:val="baseline"/>
-        </w:rPr>
+        <w:rPr/>
       </w:pPr>
-      <w:bookmarkStart w:colFirst="0" w:colLast="0" w:name="_heading=h.8606iud146lw" w:id="3"/>
+      <w:bookmarkStart w:colFirst="0" w:colLast="0" w:name="_heading=h.ydxf97z2gszu" w:id="3"/>
       <w:bookmarkEnd w:id="3"/>
       <w:r>
         <w:rPr>
+          <w:rtl w:val="0"/>
+        </w:rPr>
+      </w:r>
+    </w:p>
+    <w:p>
+      <w:pPr>
+        <w:pStyle w:val="Heading1"/>
+        <w:keepNext w:val="1"/>
+        <w:keepLines w:val="1"/>
+        <w:ind w:left="0" w:firstLine="0"/>
+        <w:rPr/>
+      </w:pPr>
+      <w:bookmarkStart w:colFirst="0" w:colLast="0" w:name="_heading=h.t0dv8tdjmcuh" w:id="4"/>
+      <w:bookmarkEnd w:id="4"/>
+      <w:r>
+        <w:rPr>
+          <w:rtl w:val="0"/>
+        </w:rPr>
+      </w:r>
+    </w:p>
+    <w:p>
+      <w:pPr>
+        <w:rPr/>
+      </w:pPr>
+      <w:r>
+        <w:rPr>
+          <w:rtl w:val="0"/>
+        </w:rPr>
+      </w:r>
+    </w:p>
+    <w:p>
+      <w:pPr>
+        <w:pStyle w:val="Heading1"/>
+        <w:keepNext w:val="1"/>
+        <w:keepLines w:val="1"/>
+        <w:ind w:left="0" w:firstLine="0"/>
+        <w:rPr>
+          <w:vertAlign w:val="baseline"/>
+        </w:rPr>
+      </w:pPr>
+      <w:bookmarkStart w:colFirst="0" w:colLast="0" w:name="_heading=h.8606iud146lw" w:id="5"/>
+      <w:bookmarkEnd w:id="5"/>
+      <w:r>
+        <w:rPr>
           <w:vertAlign w:val="baseline"/>
           <w:rtl w:val="0"/>
         </w:rPr>
         <w:t xml:space="preserve">Diagrama de Secuencia</w:t>
       </w:r>
+    </w:p>
+    <w:p>
+      <w:pPr>
+        <w:tabs>
+          <w:tab w:val="left" w:leader="none" w:pos="0"/>
+        </w:tabs>
+        <w:ind w:left="115" w:hanging="5.9999999999999964"/>
+        <w:jc w:val="both"/>
+        <w:rPr>
+          <w:rFonts w:ascii="Calibri" w:cs="Calibri" w:eastAsia="Calibri" w:hAnsi="Calibri"/>
+          <w:b w:val="0"/>
+          <w:bCs w:val="0"/>
+          <w:i w:val="0"/>
+          <w:iCs w:val="0"/>
+          <w:smallCaps w:val="0"/>
+          <w:strike w:val="0"/>
+          <w:color w:val="000000"/>
+          <w:sz w:val="22"/>
+          <w:szCs w:val="22"/>
+          <w:u w:val="none"/>
+          <w:shd w:fill="auto" w:val="clear"/>
+          <w:vertAlign w:val="baseline"/>
+        </w:rPr>
+      </w:pPr>
       <w:r>
+        <w:rPr/>
         <w:drawing>
-          <wp:anchor allowOverlap="1" behindDoc="0" distB="114300" distT="114300" distL="114300" distR="114300" hidden="0" layoutInCell="1" locked="0" relativeHeight="0" simplePos="0">
-            <wp:simplePos x="0" y="0"/>
-            <wp:positionH relativeFrom="column">
-              <wp:posOffset>-866774</wp:posOffset>
-            </wp:positionH>
-            <wp:positionV relativeFrom="paragraph">
-              <wp:posOffset>636498</wp:posOffset>
-            </wp:positionV>
-            <wp:extent cx="7125653" cy="4670515"/>
+          <wp:inline distB="114300" distT="114300" distL="114300" distR="114300">
+            <wp:extent cx="5399730" cy="3543300"/>
             <wp:effectExtent b="0" l="0" r="0" t="0"/>
-            <wp:wrapSquare wrapText="bothSides" distB="114300" distT="114300" distL="114300" distR="114300"/>
-            <wp:docPr id="101" name="image5.png"/>
+            <wp:docPr id="105" name="image4.png"/>
             <a:graphic>
               <a:graphicData uri="http://schemas.openxmlformats.org/drawingml/2006/picture">
                 <pic:pic>
                   <pic:nvPicPr>
-                    <pic:cNvPr id="0" name="image5.png"/>
+                    <pic:cNvPr id="0" name="image4.png"/>
                     <pic:cNvPicPr preferRelativeResize="0"/>
                   </pic:nvPicPr>
                   <pic:blipFill>
@@ -3721,7 +3840,7 @@
                   <pic:spPr>
                     <a:xfrm>
                       <a:off x="0" y="0"/>
-                      <a:ext cx="7125653" cy="4670515"/>
+                      <a:ext cx="5399730" cy="3543300"/>
                     </a:xfrm>
                     <a:prstGeom prst="rect"/>
                     <a:ln/>
@@ -3729,31 +3848,9 @@
                 </pic:pic>
               </a:graphicData>
             </a:graphic>
-          </wp:anchor>
+          </wp:inline>
         </w:drawing>
       </w:r>
-    </w:p>
-    <w:p>
-      <w:pPr>
-        <w:tabs>
-          <w:tab w:val="left" w:leader="none" w:pos="0"/>
-        </w:tabs>
-        <w:ind w:left="115" w:hanging="5.9999999999999964"/>
-        <w:jc w:val="both"/>
-        <w:rPr>
-          <w:rFonts w:ascii="Calibri" w:cs="Calibri" w:eastAsia="Calibri" w:hAnsi="Calibri"/>
-          <w:b w:val="0"/>
-          <w:i w:val="0"/>
-          <w:smallCaps w:val="0"/>
-          <w:strike w:val="0"/>
-          <w:color w:val="000000"/>
-          <w:sz w:val="22"/>
-          <w:szCs w:val="22"/>
-          <w:u w:val="none"/>
-          <w:shd w:fill="auto" w:val="clear"/>
-          <w:vertAlign w:val="baseline"/>
-        </w:rPr>
-      </w:pPr>
       <w:r>
         <w:rPr>
           <w:rtl w:val="0"/>
@@ -3783,7 +3880,9 @@
         <w:rPr>
           <w:rFonts w:ascii="Calibri" w:cs="Calibri" w:eastAsia="Calibri" w:hAnsi="Calibri"/>
           <w:b w:val="0"/>
+          <w:bCs w:val="0"/>
           <w:i w:val="1"/>
+          <w:iCs w:val="1"/>
           <w:smallCaps w:val="0"/>
           <w:strike w:val="0"/>
           <w:color w:val="548dd4"/>
@@ -3798,7 +3897,9 @@
         <w:rPr>
           <w:rFonts w:ascii="Calibri" w:cs="Calibri" w:eastAsia="Calibri" w:hAnsi="Calibri"/>
           <w:b w:val="0"/>
+          <w:bCs w:val="0"/>
           <w:i w:val="1"/>
+          <w:iCs w:val="1"/>
           <w:smallCaps w:val="0"/>
           <w:strike w:val="0"/>
           <w:color w:val="548dd4"/>
@@ -3835,7 +3936,9 @@
         <w:rPr>
           <w:rFonts w:ascii="Calibri" w:cs="Calibri" w:eastAsia="Calibri" w:hAnsi="Calibri"/>
           <w:b w:val="0"/>
+          <w:bCs w:val="0"/>
           <w:i w:val="1"/>
+          <w:iCs w:val="1"/>
           <w:smallCaps w:val="0"/>
           <w:strike w:val="0"/>
           <w:color w:val="548dd4"/>
@@ -3875,7 +3978,9 @@
         <w:rPr>
           <w:rFonts w:ascii="Calibri" w:cs="Calibri" w:eastAsia="Calibri" w:hAnsi="Calibri"/>
           <w:b w:val="0"/>
+          <w:bCs w:val="0"/>
           <w:i w:val="1"/>
+          <w:iCs w:val="1"/>
           <w:smallCaps w:val="0"/>
           <w:strike w:val="0"/>
           <w:color w:val="548dd4"/>
@@ -3915,7 +4020,9 @@
         <w:rPr>
           <w:rFonts w:ascii="Calibri" w:cs="Calibri" w:eastAsia="Calibri" w:hAnsi="Calibri"/>
           <w:b w:val="0"/>
+          <w:bCs w:val="0"/>
           <w:i w:val="1"/>
+          <w:iCs w:val="1"/>
           <w:smallCaps w:val="0"/>
           <w:strike w:val="0"/>
           <w:color w:val="548dd4"/>
@@ -3952,7 +4059,9 @@
         <w:rPr>
           <w:rFonts w:ascii="Calibri" w:cs="Calibri" w:eastAsia="Calibri" w:hAnsi="Calibri"/>
           <w:b w:val="0"/>
+          <w:bCs w:val="0"/>
           <w:i w:val="0"/>
+          <w:iCs w:val="0"/>
           <w:smallCaps w:val="0"/>
           <w:strike w:val="0"/>
           <w:color w:val="000000"/>
@@ -3989,7 +4098,9 @@
         <w:rPr>
           <w:rFonts w:ascii="Calibri" w:cs="Calibri" w:eastAsia="Calibri" w:hAnsi="Calibri"/>
           <w:b w:val="0"/>
+          <w:bCs w:val="0"/>
           <w:i w:val="0"/>
+          <w:iCs w:val="0"/>
           <w:smallCaps w:val="0"/>
           <w:strike w:val="0"/>
           <w:color w:val="000000"/>
@@ -4026,7 +4137,9 @@
         <w:rPr>
           <w:rFonts w:ascii="Cambria" w:cs="Cambria" w:eastAsia="Cambria" w:hAnsi="Cambria"/>
           <w:b w:val="1"/>
+          <w:bCs w:val="1"/>
           <w:i w:val="0"/>
+          <w:iCs w:val="0"/>
           <w:smallCaps w:val="0"/>
           <w:strike w:val="0"/>
           <w:color w:val="4f81bd"/>
@@ -4078,7 +4191,9 @@
         <w:rPr>
           <w:rFonts w:ascii="Arial" w:cs="Arial" w:eastAsia="Arial" w:hAnsi="Arial"/>
           <w:b w:val="0"/>
+          <w:bCs w:val="0"/>
           <w:i w:val="0"/>
+          <w:iCs w:val="0"/>
           <w:smallCaps w:val="0"/>
           <w:strike w:val="0"/>
           <w:color w:val="000000"/>
@@ -4093,7 +4208,9 @@
         <w:rPr>
           <w:rFonts w:ascii="Arial" w:cs="Arial" w:eastAsia="Arial" w:hAnsi="Arial"/>
           <w:b w:val="0"/>
+          <w:bCs w:val="0"/>
           <w:i w:val="0"/>
+          <w:iCs w:val="0"/>
           <w:smallCaps w:val="0"/>
           <w:strike w:val="0"/>
           <w:color w:val="000000"/>
@@ -4113,7 +4230,7 @@
 
 <file path=word/commentsExtended.xml><?xml version="1.0" encoding="utf-8"?>
 <w15:commentsEx xmlns:mc="http://schemas.openxmlformats.org/markup-compatibility/2006" xmlns:o="urn:schemas-microsoft-com:office:office" xmlns:r="http://schemas.openxmlformats.org/officeDocument/2006/relationships" xmlns:m="http://schemas.openxmlformats.org/officeDocument/2006/math" xmlns:v="urn:schemas-microsoft-com:vml" xmlns:wp="http://schemas.openxmlformats.org/drawingml/2006/wordprocessingDrawing" xmlns:w10="urn:schemas-microsoft-com:office:word" xmlns:w="http://schemas.openxmlformats.org/wordprocessingml/2006/main" xmlns:wne="http://schemas.microsoft.com/office/word/2006/wordml" xmlns:sl="http://schemas.openxmlformats.org/schemaLibrary/2006/main" xmlns:a="http://schemas.openxmlformats.org/drawingml/2006/main" xmlns:pic="http://schemas.openxmlformats.org/drawingml/2006/picture" xmlns:c="http://schemas.openxmlformats.org/drawingml/2006/chart" xmlns:lc="http://schemas.openxmlformats.org/drawingml/2006/lockedCanvas" xmlns:dgm="http://schemas.openxmlformats.org/drawingml/2006/diagram" xmlns:wps="http://schemas.microsoft.com/office/word/2010/wordprocessingShape" xmlns:wpg="http://schemas.microsoft.com/office/word/2010/wordprocessingGroup" xmlns:w14="http://schemas.microsoft.com/office/word/2010/wordml" xmlns:w15="http://schemas.microsoft.com/office/word/2012/wordml" xmlns:w16="http://schemas.microsoft.com/office/word/2018/wordml" xmlns:w16cex="http://schemas.microsoft.com/office/word/2018/wordml/cex" xmlns:w16cid="http://schemas.microsoft.com/office/word/2016/wordml/cid" xmlns="http://schemas.microsoft.com/office/tasks/2019/documenttasks" xmlns:cr="http://schemas.microsoft.com/office/comments/2020/reactions">
-  <w15:commentEx w15:paraId="00000068" w15:done="0"/>
+  <w15:commentEx w15:paraId="0000006B" w15:done="0"/>
 </w15:commentsEx>
 </file>
 
@@ -4465,12 +4582,12 @@
               <wp:extent cx="7549515" cy="815340"/>
               <wp:effectExtent b="0" l="0" r="0" t="0"/>
               <wp:wrapNone/>
-              <wp:docPr id="89" name="image6.png"/>
+              <wp:docPr id="89" name="image5.png"/>
               <a:graphic>
                 <a:graphicData uri="http://schemas.openxmlformats.org/drawingml/2006/picture">
                   <pic:pic>
                     <pic:nvPicPr>
-                      <pic:cNvPr id="0" name="image6.png"/>
+                      <pic:cNvPr id="0" name="image5.png"/>
                       <pic:cNvPicPr preferRelativeResize="0"/>
                     </pic:nvPicPr>
                     <pic:blipFill>
@@ -4572,12 +4689,12 @@
               <wp:extent cx="141605" cy="862965"/>
               <wp:effectExtent b="0" l="0" r="0" t="0"/>
               <wp:wrapNone/>
-              <wp:docPr id="100" name="image17.png"/>
+              <wp:docPr id="100" name="image16.png"/>
               <a:graphic>
                 <a:graphicData uri="http://schemas.openxmlformats.org/drawingml/2006/picture">
                   <pic:pic>
                     <pic:nvPicPr>
-                      <pic:cNvPr id="0" name="image17.png"/>
+                      <pic:cNvPr id="0" name="image16.png"/>
                       <pic:cNvPicPr preferRelativeResize="0"/>
                     </pic:nvPicPr>
                     <pic:blipFill>
@@ -4679,12 +4796,12 @@
               <wp:extent cx="141605" cy="849630"/>
               <wp:effectExtent b="0" l="0" r="0" t="0"/>
               <wp:wrapNone/>
-              <wp:docPr id="96" name="image13.png"/>
+              <wp:docPr id="96" name="image12.png"/>
               <a:graphic>
                 <a:graphicData uri="http://schemas.openxmlformats.org/drawingml/2006/picture">
                   <pic:pic>
                     <pic:nvPicPr>
-                      <pic:cNvPr id="0" name="image13.png"/>
+                      <pic:cNvPr id="0" name="image12.png"/>
                       <pic:cNvPicPr preferRelativeResize="0"/>
                     </pic:nvPicPr>
                     <pic:blipFill>
@@ -4786,12 +4903,12 @@
               <wp:extent cx="141605" cy="849630"/>
               <wp:effectExtent b="0" l="0" r="0" t="0"/>
               <wp:wrapNone/>
-              <wp:docPr id="91" name="image8.png"/>
+              <wp:docPr id="91" name="image7.png"/>
               <a:graphic>
                 <a:graphicData uri="http://schemas.openxmlformats.org/drawingml/2006/picture">
                   <pic:pic>
                     <pic:nvPicPr>
-                      <pic:cNvPr id="0" name="image8.png"/>
+                      <pic:cNvPr id="0" name="image7.png"/>
                       <pic:cNvPicPr preferRelativeResize="0"/>
                     </pic:nvPicPr>
                     <pic:blipFill>
@@ -4893,12 +5010,12 @@
               <wp:extent cx="141605" cy="862965"/>
               <wp:effectExtent b="0" l="0" r="0" t="0"/>
               <wp:wrapNone/>
-              <wp:docPr id="90" name="image7.png"/>
+              <wp:docPr id="90" name="image6.png"/>
               <a:graphic>
                 <a:graphicData uri="http://schemas.openxmlformats.org/drawingml/2006/picture">
                   <pic:pic>
                     <pic:nvPicPr>
-                      <pic:cNvPr id="0" name="image7.png"/>
+                      <pic:cNvPr id="0" name="image6.png"/>
                       <pic:cNvPicPr preferRelativeResize="0"/>
                     </pic:nvPicPr>
                     <pic:blipFill>
@@ -5280,12 +5397,12 @@
               <wp:extent cx="7549515" cy="815340"/>
               <wp:effectExtent b="0" l="0" r="0" t="0"/>
               <wp:wrapNone/>
-              <wp:docPr id="93" name="image10.png"/>
+              <wp:docPr id="93" name="image9.png"/>
               <a:graphic>
                 <a:graphicData uri="http://schemas.openxmlformats.org/drawingml/2006/picture">
                   <pic:pic>
                     <pic:nvPicPr>
-                      <pic:cNvPr id="0" name="image10.png"/>
+                      <pic:cNvPr id="0" name="image9.png"/>
                       <pic:cNvPicPr preferRelativeResize="0"/>
                     </pic:nvPicPr>
                     <pic:blipFill>
@@ -5327,12 +5444,12 @@
           <wp:extent cx="669290" cy="669290"/>
           <wp:effectExtent b="0" l="0" r="0" t="0"/>
           <wp:wrapSquare wrapText="bothSides" distB="0" distT="0" distL="114300" distR="114300"/>
-          <wp:docPr descr="psi-negro.png" id="102" name="image1.png"/>
+          <wp:docPr descr="psi-negro.png" id="101" name="image2.png"/>
           <a:graphic>
             <a:graphicData uri="http://schemas.openxmlformats.org/drawingml/2006/picture">
               <pic:pic>
                 <pic:nvPicPr>
-                  <pic:cNvPr descr="psi-negro.png" id="0" name="image1.png"/>
+                  <pic:cNvPr descr="psi-negro.png" id="0" name="image2.png"/>
                   <pic:cNvPicPr preferRelativeResize="0"/>
                 </pic:nvPicPr>
                 <pic:blipFill>
@@ -5372,7 +5489,7 @@
           <wp:extent cx="425450" cy="666750"/>
           <wp:effectExtent b="0" l="0" r="0" t="0"/>
           <wp:wrapSquare wrapText="bothSides" distB="0" distT="0" distL="114300" distR="114300"/>
-          <wp:docPr descr="UNPA.JPG" id="103" name="image3.jpg"/>
+          <wp:docPr descr="UNPA.JPG" id="102" name="image3.jpg"/>
           <a:graphic>
             <a:graphicData uri="http://schemas.openxmlformats.org/drawingml/2006/picture">
               <pic:pic>
@@ -5480,12 +5597,12 @@
               <wp:extent cx="141605" cy="849630"/>
               <wp:effectExtent b="0" l="0" r="0" t="0"/>
               <wp:wrapNone/>
-              <wp:docPr id="92" name="image9.png"/>
+              <wp:docPr id="92" name="image8.png"/>
               <a:graphic>
                 <a:graphicData uri="http://schemas.openxmlformats.org/drawingml/2006/picture">
                   <pic:pic>
                     <pic:nvPicPr>
-                      <pic:cNvPr id="0" name="image9.png"/>
+                      <pic:cNvPr id="0" name="image8.png"/>
                       <pic:cNvPicPr preferRelativeResize="0"/>
                     </pic:nvPicPr>
                     <pic:blipFill>
@@ -5590,12 +5707,12 @@
               <wp:extent cx="141605" cy="850265"/>
               <wp:effectExtent b="0" l="0" r="0" t="0"/>
               <wp:wrapNone/>
-              <wp:docPr id="94" name="image11.png"/>
+              <wp:docPr id="94" name="image10.png"/>
               <a:graphic>
                 <a:graphicData uri="http://schemas.openxmlformats.org/drawingml/2006/picture">
                   <pic:pic>
                     <pic:nvPicPr>
-                      <pic:cNvPr id="0" name="image11.png"/>
+                      <pic:cNvPr id="0" name="image10.png"/>
                       <pic:cNvPicPr preferRelativeResize="0"/>
                     </pic:nvPicPr>
                     <pic:blipFill>
@@ -5711,6 +5828,7 @@
     <w:rPr>
       <w:rFonts w:ascii="Cambria" w:cs="Cambria" w:eastAsia="Cambria" w:hAnsi="Cambria"/>
       <w:b w:val="1"/>
+      <w:bCs w:val="1"/>
       <w:color w:val="366091"/>
       <w:sz w:val="28"/>
       <w:szCs w:val="28"/>
@@ -5727,6 +5845,7 @@
     <w:rPr>
       <w:rFonts w:ascii="Cambria" w:cs="Cambria" w:eastAsia="Cambria" w:hAnsi="Cambria"/>
       <w:b w:val="1"/>
+      <w:bCs w:val="1"/>
       <w:color w:val="4f81bd"/>
       <w:sz w:val="26"/>
       <w:szCs w:val="26"/>
@@ -5743,6 +5862,7 @@
     <w:rPr>
       <w:rFonts w:ascii="Cambria" w:cs="Cambria" w:eastAsia="Cambria" w:hAnsi="Cambria"/>
       <w:b w:val="1"/>
+      <w:bCs w:val="1"/>
       <w:color w:val="4f81bd"/>
     </w:rPr>
   </w:style>
@@ -5757,7 +5877,9 @@
     <w:rPr>
       <w:rFonts w:ascii="Cambria" w:cs="Cambria" w:eastAsia="Cambria" w:hAnsi="Cambria"/>
       <w:b w:val="1"/>
+      <w:bCs w:val="1"/>
       <w:i w:val="1"/>
+      <w:iCs w:val="1"/>
       <w:color w:val="4f81bd"/>
     </w:rPr>
   </w:style>
@@ -5786,6 +5908,7 @@
     <w:rPr>
       <w:rFonts w:ascii="Times New Roman" w:cs="Times New Roman" w:eastAsia="Times New Roman" w:hAnsi="Times New Roman"/>
       <w:i w:val="1"/>
+      <w:iCs w:val="1"/>
     </w:rPr>
   </w:style>
   <w:style w:type="paragraph" w:styleId="Title">
@@ -6700,6 +6823,7 @@
     <w:rPr>
       <w:rFonts w:ascii="Georgia" w:cs="Georgia" w:eastAsia="Georgia" w:hAnsi="Georgia"/>
       <w:i w:val="1"/>
+      <w:iCs w:val="1"/>
       <w:color w:val="666666"/>
       <w:sz w:val="48"/>
       <w:szCs w:val="48"/>
@@ -7008,7 +7132,7 @@
 
 <file path=customXML/item1.xml><?xml version="1.0" encoding="utf-8"?>
 <go:gDocsCustomXmlDataStorage xmlns:go="http://customooxmlschemas.google.com/" xmlns:r="http://schemas.openxmlformats.org/officeDocument/2006/relationships" uri="GoogleDocsCustomDataVersion2">
-  <go:docsCustomData xmlns:go="http://customooxmlschemas.google.com/" roundtripDataSignature="AMtx7mjWi+zGC63nLBC6CkzdwOzIficsuQ==">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</go:docsCustomData>
+  <go:docsCustomData xmlns:go="http://customooxmlschemas.google.com/" roundtripDataSignature="AMtx7mhcc/idfUMsvnk+9l7vix7gn5uJ+Q==">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</go:docsCustomData>
 </go:gDocsCustomXmlDataStorage>
 </file>
 
